--- a/Чикунов ДС вкр проектная практика.docx
+++ b/Чикунов ДС вкр проектная практика.docx
@@ -201,7 +201,7 @@
           <w:r>
             <w:fldChar w:fldCharType="separate"/>
           </w:r>
-          <w:hyperlink w:anchor="_Toc224297473" w:history="1">
+          <w:hyperlink w:anchor="_Toc224560298" w:history="1">
             <w:r>
               <w:rPr>
                 <w:rStyle w:val="a7"/>
@@ -224,7 +224,7 @@
               <w:rPr>
                 <w:webHidden/>
               </w:rPr>
-              <w:instrText xml:space="preserve"> PAGEREF _Toc224297473 \h </w:instrText>
+              <w:instrText xml:space="preserve"> PAGEREF _Toc224560298 \h </w:instrText>
             </w:r>
             <w:r>
               <w:rPr>
@@ -263,7 +263,7 @@
               <w14:ligatures w14:val="standardContextual"/>
             </w:rPr>
           </w:pPr>
-          <w:hyperlink w:anchor="_Toc224297474" w:history="1">
+          <w:hyperlink w:anchor="_Toc224560299" w:history="1">
             <w:r>
               <w:rPr>
                 <w:rStyle w:val="a7"/>
@@ -286,7 +286,7 @@
               <w:rPr>
                 <w:webHidden/>
               </w:rPr>
-              <w:instrText xml:space="preserve"> PAGEREF _Toc224297474 \h </w:instrText>
+              <w:instrText xml:space="preserve"> PAGEREF _Toc224560299 \h </w:instrText>
             </w:r>
             <w:r>
               <w:rPr>
@@ -325,7 +325,7 @@
               <w14:ligatures w14:val="standardContextual"/>
             </w:rPr>
           </w:pPr>
-          <w:hyperlink w:anchor="_Toc224297475" w:history="1">
+          <w:hyperlink w:anchor="_Toc224560300" w:history="1">
             <w:r>
               <w:rPr>
                 <w:rStyle w:val="a7"/>
@@ -349,7 +349,7 @@
               <w:rPr>
                 <w:webHidden/>
               </w:rPr>
-              <w:instrText xml:space="preserve"> PAGEREF _Toc224297475 \h </w:instrText>
+              <w:instrText xml:space="preserve"> PAGEREF _Toc224560300 \h </w:instrText>
             </w:r>
             <w:r>
               <w:rPr>
@@ -388,7 +388,7 @@
               <w14:ligatures w14:val="standardContextual"/>
             </w:rPr>
           </w:pPr>
-          <w:hyperlink w:anchor="_Toc224297476" w:history="1">
+          <w:hyperlink w:anchor="_Toc224560301" w:history="1">
             <w:r>
               <w:rPr>
                 <w:rStyle w:val="a7"/>
@@ -411,7 +411,7 @@
               <w:rPr>
                 <w:webHidden/>
               </w:rPr>
-              <w:instrText xml:space="preserve"> PAGEREF _Toc224297476 \h </w:instrText>
+              <w:instrText xml:space="preserve"> PAGEREF _Toc224560301 \h </w:instrText>
             </w:r>
             <w:r>
               <w:rPr>
@@ -452,7 +452,7 @@
               <w14:ligatures w14:val="standardContextual"/>
             </w:rPr>
           </w:pPr>
-          <w:hyperlink w:anchor="_Toc224297477" w:history="1">
+          <w:hyperlink w:anchor="_Toc224560302" w:history="1">
             <w:r>
               <w:rPr>
                 <w:rStyle w:val="a7"/>
@@ -479,7 +479,7 @@
                 <w:noProof/>
                 <w:webHidden/>
               </w:rPr>
-              <w:instrText xml:space="preserve"> PAGEREF _Toc224297477 \h </w:instrText>
+              <w:instrText xml:space="preserve"> PAGEREF _Toc224560302 \h </w:instrText>
             </w:r>
             <w:r>
               <w:rPr>
@@ -527,7 +527,7 @@
               <w14:ligatures w14:val="standardContextual"/>
             </w:rPr>
           </w:pPr>
-          <w:hyperlink w:anchor="_Toc224297478" w:history="1">
+          <w:hyperlink w:anchor="_Toc224560303" w:history="1">
             <w:r>
               <w:rPr>
                 <w:rStyle w:val="a7"/>
@@ -575,7 +575,7 @@
                 <w:noProof/>
                 <w:webHidden/>
               </w:rPr>
-              <w:instrText xml:space="preserve"> PAGEREF _Toc224297478 \h </w:instrText>
+              <w:instrText xml:space="preserve"> PAGEREF _Toc224560303 \h </w:instrText>
             </w:r>
             <w:r>
               <w:rPr>
@@ -623,7 +623,7 @@
               <w14:ligatures w14:val="standardContextual"/>
             </w:rPr>
           </w:pPr>
-          <w:hyperlink w:anchor="_Toc224297479" w:history="1">
+          <w:hyperlink w:anchor="_Toc224560304" w:history="1">
             <w:r>
               <w:rPr>
                 <w:rStyle w:val="a7"/>
@@ -671,7 +671,7 @@
                 <w:noProof/>
                 <w:webHidden/>
               </w:rPr>
-              <w:instrText xml:space="preserve"> PAGEREF _Toc224297479 \h </w:instrText>
+              <w:instrText xml:space="preserve"> PAGEREF _Toc224560304 \h </w:instrText>
             </w:r>
             <w:r>
               <w:rPr>
@@ -719,7 +719,7 @@
               <w14:ligatures w14:val="standardContextual"/>
             </w:rPr>
           </w:pPr>
-          <w:hyperlink w:anchor="_Toc224297480" w:history="1">
+          <w:hyperlink w:anchor="_Toc224560305" w:history="1">
             <w:r>
               <w:rPr>
                 <w:rStyle w:val="a7"/>
@@ -767,7 +767,7 @@
                 <w:noProof/>
                 <w:webHidden/>
               </w:rPr>
-              <w:instrText xml:space="preserve"> PAGEREF _Toc224297480 \h </w:instrText>
+              <w:instrText xml:space="preserve"> PAGEREF _Toc224560305 \h </w:instrText>
             </w:r>
             <w:r>
               <w:rPr>
@@ -815,7 +815,7 @@
               <w14:ligatures w14:val="standardContextual"/>
             </w:rPr>
           </w:pPr>
-          <w:hyperlink w:anchor="_Toc224297481" w:history="1">
+          <w:hyperlink w:anchor="_Toc224560306" w:history="1">
             <w:r>
               <w:rPr>
                 <w:rStyle w:val="a7"/>
@@ -862,7 +862,7 @@
                 <w:noProof/>
                 <w:webHidden/>
               </w:rPr>
-              <w:instrText xml:space="preserve"> PAGEREF _Toc224297481 \h </w:instrText>
+              <w:instrText xml:space="preserve"> PAGEREF _Toc224560306 \h </w:instrText>
             </w:r>
             <w:r>
               <w:rPr>
@@ -907,7 +907,7 @@
               <w14:ligatures w14:val="standardContextual"/>
             </w:rPr>
           </w:pPr>
-          <w:hyperlink w:anchor="_Toc224297482" w:history="1">
+          <w:hyperlink w:anchor="_Toc224560307" w:history="1">
             <w:r>
               <w:rPr>
                 <w:rStyle w:val="a7"/>
@@ -972,7 +972,7 @@
                 <w:noProof/>
                 <w:webHidden/>
               </w:rPr>
-              <w:instrText xml:space="preserve"> PAGEREF _Toc224297482 \h </w:instrText>
+              <w:instrText xml:space="preserve"> PAGEREF _Toc224560307 \h </w:instrText>
             </w:r>
             <w:r>
               <w:rPr>
@@ -1017,7 +1017,7 @@
               <w14:ligatures w14:val="standardContextual"/>
             </w:rPr>
           </w:pPr>
-          <w:hyperlink w:anchor="_Toc224297483" w:history="1">
+          <w:hyperlink w:anchor="_Toc224560308" w:history="1">
             <w:r>
               <w:rPr>
                 <w:rStyle w:val="a7"/>
@@ -1044,7 +1044,7 @@
                 <w:noProof/>
                 <w:webHidden/>
               </w:rPr>
-              <w:instrText xml:space="preserve"> PAGEREF _Toc224297483 \h </w:instrText>
+              <w:instrText xml:space="preserve"> PAGEREF _Toc224560308 \h </w:instrText>
             </w:r>
             <w:r>
               <w:rPr>
@@ -1091,7 +1091,7 @@
               <w14:ligatures w14:val="standardContextual"/>
             </w:rPr>
           </w:pPr>
-          <w:hyperlink w:anchor="_Toc224297484" w:history="1">
+          <w:hyperlink w:anchor="_Toc224560309" w:history="1">
             <w:r>
               <w:rPr>
                 <w:rStyle w:val="a7"/>
@@ -1118,7 +1118,7 @@
                 <w:noProof/>
                 <w:webHidden/>
               </w:rPr>
-              <w:instrText xml:space="preserve"> PAGEREF _Toc224297484 \h </w:instrText>
+              <w:instrText xml:space="preserve"> PAGEREF _Toc224560309 \h </w:instrText>
             </w:r>
             <w:r>
               <w:rPr>
@@ -1165,7 +1165,7 @@
               <w14:ligatures w14:val="standardContextual"/>
             </w:rPr>
           </w:pPr>
-          <w:hyperlink w:anchor="_Toc224297485" w:history="1">
+          <w:hyperlink w:anchor="_Toc224560310" w:history="1">
             <w:r>
               <w:rPr>
                 <w:rStyle w:val="a7"/>
@@ -1192,7 +1192,7 @@
                 <w:noProof/>
                 <w:webHidden/>
               </w:rPr>
-              <w:instrText xml:space="preserve"> PAGEREF _Toc224297485 \h </w:instrText>
+              <w:instrText xml:space="preserve"> PAGEREF _Toc224560310 \h </w:instrText>
             </w:r>
             <w:r>
               <w:rPr>
@@ -1237,7 +1237,7 @@
               <w14:ligatures w14:val="standardContextual"/>
             </w:rPr>
           </w:pPr>
-          <w:hyperlink w:anchor="_Toc224297486" w:history="1">
+          <w:hyperlink w:anchor="_Toc224560311" w:history="1">
             <w:r>
               <w:rPr>
                 <w:rStyle w:val="a7"/>
@@ -1264,7 +1264,7 @@
                 <w:noProof/>
                 <w:webHidden/>
               </w:rPr>
-              <w:instrText xml:space="preserve"> PAGEREF _Toc224297486 \h </w:instrText>
+              <w:instrText xml:space="preserve"> PAGEREF _Toc224560311 \h </w:instrText>
             </w:r>
             <w:r>
               <w:rPr>
@@ -1284,7 +1284,7 @@
                 <w:noProof/>
                 <w:webHidden/>
               </w:rPr>
-              <w:t>17</w:t>
+              <w:t>18</w:t>
             </w:r>
             <w:r>
               <w:rPr>
@@ -1311,7 +1311,7 @@
               <w14:ligatures w14:val="standardContextual"/>
             </w:rPr>
           </w:pPr>
-          <w:hyperlink w:anchor="_Toc224297487" w:history="1">
+          <w:hyperlink w:anchor="_Toc224560312" w:history="1">
             <w:r>
               <w:rPr>
                 <w:rStyle w:val="a7"/>
@@ -1338,7 +1338,7 @@
                 <w:noProof/>
                 <w:webHidden/>
               </w:rPr>
-              <w:instrText xml:space="preserve"> PAGEREF _Toc224297487 \h </w:instrText>
+              <w:instrText xml:space="preserve"> PAGEREF _Toc224560312 \h </w:instrText>
             </w:r>
             <w:r>
               <w:rPr>
@@ -1358,7 +1358,7 @@
                 <w:noProof/>
                 <w:webHidden/>
               </w:rPr>
-              <w:t>17</w:t>
+              <w:t>18</w:t>
             </w:r>
             <w:r>
               <w:rPr>
@@ -1385,7 +1385,7 @@
               <w14:ligatures w14:val="standardContextual"/>
             </w:rPr>
           </w:pPr>
-          <w:hyperlink w:anchor="_Toc224297488" w:history="1">
+          <w:hyperlink w:anchor="_Toc224560313" w:history="1">
             <w:r>
               <w:rPr>
                 <w:rStyle w:val="a7"/>
@@ -1427,7 +1427,7 @@
                 <w:noProof/>
                 <w:webHidden/>
               </w:rPr>
-              <w:instrText xml:space="preserve"> PAGEREF _Toc224297488 \h </w:instrText>
+              <w:instrText xml:space="preserve"> PAGEREF _Toc224560313 \h </w:instrText>
             </w:r>
             <w:r>
               <w:rPr>
@@ -1472,7 +1472,7 @@
               <w14:ligatures w14:val="standardContextual"/>
             </w:rPr>
           </w:pPr>
-          <w:hyperlink w:anchor="_Toc224297489" w:history="1">
+          <w:hyperlink w:anchor="_Toc224560314" w:history="1">
             <w:r>
               <w:rPr>
                 <w:rStyle w:val="a7"/>
@@ -1499,7 +1499,7 @@
                 <w:noProof/>
                 <w:webHidden/>
               </w:rPr>
-              <w:instrText xml:space="preserve"> PAGEREF _Toc224297489 \h </w:instrText>
+              <w:instrText xml:space="preserve"> PAGEREF _Toc224560314 \h </w:instrText>
             </w:r>
             <w:r>
               <w:rPr>
@@ -1542,7 +1542,7 @@
               <w14:ligatures w14:val="standardContextual"/>
             </w:rPr>
           </w:pPr>
-          <w:hyperlink w:anchor="_Toc224297490" w:history="1">
+          <w:hyperlink w:anchor="_Toc224560315" w:history="1">
             <w:r>
               <w:rPr>
                 <w:rStyle w:val="a7"/>
@@ -1565,7 +1565,7 @@
               <w:rPr>
                 <w:webHidden/>
               </w:rPr>
-              <w:instrText xml:space="preserve"> PAGEREF _Toc224297490 \h </w:instrText>
+              <w:instrText xml:space="preserve"> PAGEREF _Toc224560315 \h </w:instrText>
             </w:r>
             <w:r>
               <w:rPr>
@@ -1606,7 +1606,7 @@
               <w14:ligatures w14:val="standardContextual"/>
             </w:rPr>
           </w:pPr>
-          <w:hyperlink w:anchor="_Toc224297491" w:history="1">
+          <w:hyperlink w:anchor="_Toc224560316" w:history="1">
             <w:r>
               <w:rPr>
                 <w:rStyle w:val="a7"/>
@@ -1633,7 +1633,7 @@
                 <w:noProof/>
                 <w:webHidden/>
               </w:rPr>
-              <w:instrText xml:space="preserve"> PAGEREF _Toc224297491 \h </w:instrText>
+              <w:instrText xml:space="preserve"> PAGEREF _Toc224560316 \h </w:instrText>
             </w:r>
             <w:r>
               <w:rPr>
@@ -1678,7 +1678,7 @@
               <w14:ligatures w14:val="standardContextual"/>
             </w:rPr>
           </w:pPr>
-          <w:hyperlink w:anchor="_Toc224297492" w:history="1">
+          <w:hyperlink w:anchor="_Toc224560317" w:history="1">
             <w:r>
               <w:rPr>
                 <w:rStyle w:val="a7"/>
@@ -1705,7 +1705,7 @@
                 <w:noProof/>
                 <w:webHidden/>
               </w:rPr>
-              <w:instrText xml:space="preserve"> PAGEREF _Toc224297492 \h </w:instrText>
+              <w:instrText xml:space="preserve"> PAGEREF _Toc224560317 \h </w:instrText>
             </w:r>
             <w:r>
               <w:rPr>
@@ -1750,7 +1750,7 @@
               <w14:ligatures w14:val="standardContextual"/>
             </w:rPr>
           </w:pPr>
-          <w:hyperlink w:anchor="_Toc224297493" w:history="1">
+          <w:hyperlink w:anchor="_Toc224560318" w:history="1">
             <w:r>
               <w:rPr>
                 <w:rStyle w:val="a7"/>
@@ -1777,7 +1777,7 @@
                 <w:noProof/>
                 <w:webHidden/>
               </w:rPr>
-              <w:instrText xml:space="preserve"> PAGEREF _Toc224297493 \h </w:instrText>
+              <w:instrText xml:space="preserve"> PAGEREF _Toc224560318 \h </w:instrText>
             </w:r>
             <w:r>
               <w:rPr>
@@ -1822,7 +1822,7 @@
               <w14:ligatures w14:val="standardContextual"/>
             </w:rPr>
           </w:pPr>
-          <w:hyperlink w:anchor="_Toc224297494" w:history="1">
+          <w:hyperlink w:anchor="_Toc224560319" w:history="1">
             <w:r>
               <w:rPr>
                 <w:rStyle w:val="a7"/>
@@ -1849,7 +1849,7 @@
                 <w:noProof/>
                 <w:webHidden/>
               </w:rPr>
-              <w:instrText xml:space="preserve"> PAGEREF _Toc224297494 \h </w:instrText>
+              <w:instrText xml:space="preserve"> PAGEREF _Toc224560319 \h </w:instrText>
             </w:r>
             <w:r>
               <w:rPr>
@@ -1894,7 +1894,7 @@
               <w14:ligatures w14:val="standardContextual"/>
             </w:rPr>
           </w:pPr>
-          <w:hyperlink w:anchor="_Toc224297495" w:history="1">
+          <w:hyperlink w:anchor="_Toc224560320" w:history="1">
             <w:r>
               <w:rPr>
                 <w:rStyle w:val="a7"/>
@@ -1921,7 +1921,7 @@
                 <w:noProof/>
                 <w:webHidden/>
               </w:rPr>
-              <w:instrText xml:space="preserve"> PAGEREF _Toc224297495 \h </w:instrText>
+              <w:instrText xml:space="preserve"> PAGEREF _Toc224560320 \h </w:instrText>
             </w:r>
             <w:r>
               <w:rPr>
@@ -1964,11 +1964,73 @@
               <w14:ligatures w14:val="standardContextual"/>
             </w:rPr>
           </w:pPr>
-          <w:hyperlink w:anchor="_Toc224297496" w:history="1">
+          <w:hyperlink w:anchor="_Toc224560321" w:history="1">
             <w:r>
               <w:rPr>
                 <w:rStyle w:val="a7"/>
               </w:rPr>
+              <w:t>Вывод</w:t>
+            </w:r>
+            <w:r>
+              <w:rPr>
+                <w:webHidden/>
+              </w:rPr>
+              <w:tab/>
+            </w:r>
+            <w:r>
+              <w:rPr>
+                <w:webHidden/>
+              </w:rPr>
+              <w:fldChar w:fldCharType="begin"/>
+            </w:r>
+            <w:r>
+              <w:rPr>
+                <w:webHidden/>
+              </w:rPr>
+              <w:instrText xml:space="preserve"> PAGEREF _Toc224560321 \h </w:instrText>
+            </w:r>
+            <w:r>
+              <w:rPr>
+                <w:webHidden/>
+              </w:rPr>
+            </w:r>
+            <w:r>
+              <w:rPr>
+                <w:webHidden/>
+              </w:rPr>
+              <w:fldChar w:fldCharType="separate"/>
+            </w:r>
+            <w:r>
+              <w:rPr>
+                <w:webHidden/>
+              </w:rPr>
+              <w:t>30</w:t>
+            </w:r>
+            <w:r>
+              <w:rPr>
+                <w:webHidden/>
+              </w:rPr>
+              <w:fldChar w:fldCharType="end"/>
+            </w:r>
+          </w:hyperlink>
+        </w:p>
+        <w:p>
+          <w:pPr>
+            <w:pStyle w:val="12"/>
+            <w:rPr>
+              <w:rFonts w:asciiTheme="minorHAnsi" w:eastAsiaTheme="minorEastAsia" w:hAnsiTheme="minorHAnsi" w:cstheme="minorBidi"/>
+              <w:bCs w:val="0"/>
+              <w:kern w:val="2"/>
+              <w:sz w:val="24"/>
+              <w:lang w:eastAsia="ru-RU"/>
+              <w14:ligatures w14:val="standardContextual"/>
+            </w:rPr>
+          </w:pPr>
+          <w:hyperlink w:anchor="_Toc224560322" w:history="1">
+            <w:r>
+              <w:rPr>
+                <w:rStyle w:val="a7"/>
+              </w:rPr>
               <w:t>СПИСОК ИНФОРМАЦИОННЫХ ИСТОЧНИКОВ</w:t>
             </w:r>
             <w:r>
@@ -1987,7 +2049,7 @@
               <w:rPr>
                 <w:webHidden/>
               </w:rPr>
-              <w:instrText xml:space="preserve"> PAGEREF _Toc224297496 \h </w:instrText>
+              <w:instrText xml:space="preserve"> PAGEREF _Toc224560322 \h </w:instrText>
             </w:r>
             <w:r>
               <w:rPr>
@@ -2004,7 +2066,7 @@
               <w:rPr>
                 <w:webHidden/>
               </w:rPr>
-              <w:t>30</w:t>
+              <w:t>31</w:t>
             </w:r>
             <w:r>
               <w:rPr>
@@ -2036,14 +2098,14 @@
       <w:pPr>
         <w:pStyle w:val="10"/>
       </w:pPr>
-      <w:bookmarkStart w:id="0" w:name="_Toc123207530"/>
-      <w:bookmarkStart w:id="1" w:name="_Toc224296880"/>
-      <w:bookmarkStart w:id="2" w:name="_Toc224297473"/>
+      <w:bookmarkStart w:id="0" w:name="_Toc224296880"/>
+      <w:bookmarkStart w:id="1" w:name="_Toc123207530"/>
+      <w:bookmarkStart w:id="2" w:name="_Toc224560298"/>
       <w:r>
         <w:lastRenderedPageBreak/>
         <w:t>ТЕРМИНЫ И ОПРЕДЕЛЕНИЯ</w:t>
       </w:r>
-      <w:bookmarkEnd w:id="1"/>
+      <w:bookmarkEnd w:id="0"/>
       <w:bookmarkEnd w:id="2"/>
     </w:p>
     <w:p>
@@ -2576,15 +2638,15 @@
       <w:pPr>
         <w:pStyle w:val="10"/>
       </w:pPr>
-      <w:bookmarkStart w:id="3" w:name="_Toc197815772"/>
-      <w:bookmarkStart w:id="4" w:name="_Toc224296881"/>
-      <w:bookmarkStart w:id="5" w:name="_Toc224297474"/>
-      <w:bookmarkEnd w:id="0"/>
+      <w:bookmarkStart w:id="3" w:name="_Toc224296881"/>
+      <w:bookmarkStart w:id="4" w:name="_Toc197815772"/>
+      <w:bookmarkStart w:id="5" w:name="_Toc224560299"/>
+      <w:bookmarkEnd w:id="1"/>
       <w:r>
         <w:lastRenderedPageBreak/>
         <w:t>СПИСОК ПРИНЯТЫХ СОКРАЩЕНИЙ</w:t>
       </w:r>
-      <w:bookmarkEnd w:id="4"/>
+      <w:bookmarkEnd w:id="3"/>
       <w:bookmarkEnd w:id="5"/>
     </w:p>
     <w:p>
@@ -2622,13 +2684,8 @@
             <w:pPr>
               <w:ind w:hanging="107"/>
             </w:pPr>
-            <w:proofErr w:type="spellStart"/>
-            <w:r>
-              <w:t>ArkTS</w:t>
-            </w:r>
-            <w:proofErr w:type="spellEnd"/>
-            <w:r>
-              <w:t xml:space="preserve"> </w:t>
+            <w:r>
+              <w:t xml:space="preserve">ArkTS </w:t>
             </w:r>
             <w:proofErr w:type="spellStart"/>
             <w:r>
@@ -2696,14 +2753,12 @@
             <w:r>
               <w:t xml:space="preserve"> – статическая виртуальная машина языка </w:t>
             </w:r>
-            <w:proofErr w:type="spellStart"/>
             <w:r>
               <w:rPr>
                 <w:lang w:val="en-US"/>
               </w:rPr>
               <w:t>ArkTS</w:t>
             </w:r>
-            <w:proofErr w:type="spellEnd"/>
           </w:p>
         </w:tc>
       </w:tr>
@@ -3035,7 +3090,7 @@
         </w:rPr>
       </w:pPr>
       <w:bookmarkStart w:id="6" w:name="_Toc224296882"/>
-      <w:bookmarkStart w:id="7" w:name="_Toc224297475"/>
+      <w:bookmarkStart w:id="7" w:name="_Toc224560300"/>
       <w:r>
         <w:rPr>
           <w:rFonts w:eastAsia="Times New Roman"/>
@@ -3043,7 +3098,7 @@
         <w:lastRenderedPageBreak/>
         <w:t>ВВЕДЕНИЕ</w:t>
       </w:r>
-      <w:bookmarkEnd w:id="3"/>
+      <w:bookmarkEnd w:id="4"/>
       <w:bookmarkEnd w:id="6"/>
       <w:bookmarkEnd w:id="7"/>
     </w:p>
@@ -3152,14 +3207,12 @@
       <w:r>
         <w:t xml:space="preserve"> виртуальной машины </w:t>
       </w:r>
-      <w:proofErr w:type="spellStart"/>
       <w:r>
         <w:rPr>
           <w:lang w:val="en-US"/>
         </w:rPr>
         <w:t>ArkTS</w:t>
       </w:r>
-      <w:proofErr w:type="spellEnd"/>
       <w:r>
         <w:t xml:space="preserve"> </w:t>
       </w:r>
@@ -3303,7 +3356,7 @@
       </w:pPr>
       <w:bookmarkStart w:id="8" w:name="_Toc197815773"/>
       <w:bookmarkStart w:id="9" w:name="_Toc224296883"/>
-      <w:bookmarkStart w:id="10" w:name="_Toc224297476"/>
+      <w:bookmarkStart w:id="10" w:name="_Toc224560301"/>
       <w:r>
         <w:lastRenderedPageBreak/>
         <w:t xml:space="preserve">1 </w:t>
@@ -3320,9 +3373,9 @@
         <w:pStyle w:val="2"/>
       </w:pPr>
       <w:bookmarkStart w:id="11" w:name="_Toc197815774"/>
-      <w:bookmarkStart w:id="12" w:name="_Toc123204393"/>
-      <w:bookmarkStart w:id="13" w:name="_Toc224296884"/>
-      <w:bookmarkStart w:id="14" w:name="_Toc224297477"/>
+      <w:bookmarkStart w:id="12" w:name="_Toc224296884"/>
+      <w:bookmarkStart w:id="13" w:name="_Toc123204393"/>
+      <w:bookmarkStart w:id="14" w:name="_Toc224560302"/>
       <w:r>
         <w:t xml:space="preserve">1.1 </w:t>
       </w:r>
@@ -3330,7 +3383,7 @@
       <w:r>
         <w:t>Поиск и анализ аналогов</w:t>
       </w:r>
-      <w:bookmarkEnd w:id="13"/>
+      <w:bookmarkEnd w:id="12"/>
       <w:bookmarkEnd w:id="14"/>
       <w:r>
         <w:t xml:space="preserve"> </w:t>
@@ -3340,14 +3393,12 @@
       <w:r>
         <w:t xml:space="preserve">На момент написания этого отчета аналогов для </w:t>
       </w:r>
-      <w:proofErr w:type="spellStart"/>
       <w:r>
         <w:rPr>
           <w:lang w:val="en-US"/>
         </w:rPr>
         <w:t>ArkTS</w:t>
       </w:r>
-      <w:proofErr w:type="spellEnd"/>
       <w:r>
         <w:t xml:space="preserve"> </w:t>
       </w:r>
@@ -3413,7 +3464,7 @@
         </w:rPr>
       </w:pPr>
       <w:bookmarkStart w:id="15" w:name="_Toc224296885"/>
-      <w:bookmarkStart w:id="16" w:name="_Toc224297478"/>
+      <w:bookmarkStart w:id="16" w:name="_Toc224560303"/>
       <w:r>
         <w:rPr>
           <w:lang w:val="en-US"/>
@@ -4181,7 +4232,7 @@
         </w:rPr>
       </w:pPr>
       <w:bookmarkStart w:id="17" w:name="_Toc224296886"/>
-      <w:bookmarkStart w:id="18" w:name="_Toc224297479"/>
+      <w:bookmarkStart w:id="18" w:name="_Toc224560304"/>
       <w:r>
         <w:rPr>
           <w:lang w:val="en-US"/>
@@ -4777,7 +4828,7 @@
         </w:rPr>
       </w:pPr>
       <w:bookmarkStart w:id="19" w:name="_Toc224296887"/>
-      <w:bookmarkStart w:id="20" w:name="_Toc224297480"/>
+      <w:bookmarkStart w:id="20" w:name="_Toc224560305"/>
       <w:r>
         <w:rPr>
           <w:lang w:val="en-US"/>
@@ -4875,7 +4926,7 @@
       </w:pPr>
       <w:r>
         <w:drawing>
-          <wp:inline distT="0" distB="0" distL="0" distR="0" wp14:anchorId="3CF61D20" wp14:editId="68313A9D">
+          <wp:inline distT="0" distB="0" distL="0" distR="0" wp14:anchorId="3CF61D20" wp14:editId="65189F51">
             <wp:extent cx="6120765" cy="1995805"/>
             <wp:effectExtent l="0" t="0" r="0" b="4445"/>
             <wp:docPr id="58331173" name="Рисунок 2"/>
@@ -5042,7 +5093,7 @@
       </w:pPr>
       <w:r>
         <w:drawing>
-          <wp:inline distT="0" distB="0" distL="0" distR="0" wp14:anchorId="7CEEDAC7" wp14:editId="5AA788A0">
+          <wp:inline distT="0" distB="0" distL="0" distR="0" wp14:anchorId="7CEEDAC7" wp14:editId="5CEC0214">
             <wp:extent cx="6120765" cy="3141345"/>
             <wp:effectExtent l="0" t="0" r="0" b="1905"/>
             <wp:docPr id="339895790" name="Рисунок 3"/>
@@ -5214,7 +5265,7 @@
         </w:rPr>
       </w:pPr>
       <w:bookmarkStart w:id="21" w:name="_Toc224296888"/>
-      <w:bookmarkStart w:id="22" w:name="_Toc224297481"/>
+      <w:bookmarkStart w:id="22" w:name="_Toc224560306"/>
       <w:r>
         <w:t>Вывод</w:t>
       </w:r>
@@ -5237,7 +5288,7 @@
         <w:pStyle w:val="2"/>
       </w:pPr>
       <w:bookmarkStart w:id="23" w:name="_Toc224296889"/>
-      <w:bookmarkStart w:id="24" w:name="_Toc224297482"/>
+      <w:bookmarkStart w:id="24" w:name="_Toc224560307"/>
       <w:r>
         <w:lastRenderedPageBreak/>
         <w:t xml:space="preserve">1.2 </w:t>
@@ -5331,14 +5382,12 @@
       <w:r>
         <w:t xml:space="preserve">На момент написания этого отчета </w:t>
       </w:r>
-      <w:proofErr w:type="spellStart"/>
       <w:r>
         <w:rPr>
           <w:lang w:val="en-US"/>
         </w:rPr>
         <w:t>ArkTS</w:t>
       </w:r>
-      <w:proofErr w:type="spellEnd"/>
       <w:r>
         <w:t xml:space="preserve"> </w:t>
       </w:r>
@@ -5659,7 +5708,7 @@
         <w:pStyle w:val="2"/>
       </w:pPr>
       <w:bookmarkStart w:id="25" w:name="_Toc224296890"/>
-      <w:bookmarkStart w:id="26" w:name="_Toc224297483"/>
+      <w:bookmarkStart w:id="26" w:name="_Toc224560308"/>
       <w:r>
         <w:t>1.</w:t>
       </w:r>
@@ -5685,7 +5734,7 @@
         <w:pStyle w:val="3"/>
       </w:pPr>
       <w:bookmarkStart w:id="27" w:name="_Toc224296891"/>
-      <w:bookmarkStart w:id="28" w:name="_Toc224297484"/>
+      <w:bookmarkStart w:id="28" w:name="_Toc224560309"/>
       <w:r>
         <w:t>1.</w:t>
       </w:r>
@@ -5700,22 +5749,14 @@
     </w:p>
     <w:p>
       <w:r>
-        <w:t xml:space="preserve">Программное средство предназначено для анализа дампов памяти </w:t>
+        <w:t xml:space="preserve">Программное средство предназначено для анализа дампов памяти ArkTS </w:t>
       </w:r>
       <w:proofErr w:type="spellStart"/>
       <w:r>
-        <w:t>ArkTS</w:t>
+        <w:t>Sta</w:t>
       </w:r>
       <w:proofErr w:type="spellEnd"/>
       <w:r>
-        <w:t xml:space="preserve"> </w:t>
-      </w:r>
-      <w:proofErr w:type="spellStart"/>
-      <w:r>
-        <w:t>Sta</w:t>
-      </w:r>
-      <w:proofErr w:type="spellEnd"/>
-      <w:r>
         <w:t xml:space="preserve"> VM должно обеспечивать выполнение следующих функций.</w:t>
       </w:r>
     </w:p>
@@ -5732,15 +5773,7 @@
         <w:t>с</w:t>
       </w:r>
       <w:r>
-        <w:t xml:space="preserve">истема должна поддерживать загрузку дампов кучи, сгенерированных виртуальной машиной </w:t>
-      </w:r>
-      <w:proofErr w:type="spellStart"/>
-      <w:r>
-        <w:t>ArkTS</w:t>
-      </w:r>
-      <w:proofErr w:type="spellEnd"/>
-      <w:r>
-        <w:t xml:space="preserve"> </w:t>
+        <w:t xml:space="preserve">истема должна поддерживать загрузку дампов кучи, сгенерированных виртуальной машиной ArkTS </w:t>
       </w:r>
       <w:proofErr w:type="spellStart"/>
       <w:r>
@@ -5924,7 +5957,7 @@
         <w:pStyle w:val="3"/>
       </w:pPr>
       <w:bookmarkStart w:id="29" w:name="_Toc224296892"/>
-      <w:bookmarkStart w:id="30" w:name="_Toc224297485"/>
+      <w:bookmarkStart w:id="30" w:name="_Toc224560310"/>
       <w:r>
         <w:t>1.</w:t>
       </w:r>
@@ -5951,15 +5984,7 @@
     </w:p>
     <w:p>
       <w:r>
-        <w:t xml:space="preserve">Программное средство предназначено для анализа дампов памяти </w:t>
-      </w:r>
-      <w:proofErr w:type="spellStart"/>
-      <w:r>
-        <w:t>ArkTS</w:t>
-      </w:r>
-      <w:proofErr w:type="spellEnd"/>
-      <w:r>
-        <w:t xml:space="preserve"> </w:t>
+        <w:t xml:space="preserve">Программное средство предназначено для анализа дампов памяти ArkTS </w:t>
       </w:r>
       <w:proofErr w:type="spellStart"/>
       <w:r>
@@ -6318,7 +6343,7 @@
         <w:pStyle w:val="2"/>
       </w:pPr>
       <w:bookmarkStart w:id="31" w:name="_Toc224296893"/>
-      <w:bookmarkStart w:id="32" w:name="_Toc224297486"/>
+      <w:bookmarkStart w:id="32" w:name="_Toc224560311"/>
       <w:r>
         <w:lastRenderedPageBreak/>
         <w:t>1.4 Выбор технологий разработки</w:t>
@@ -6331,7 +6356,7 @@
         <w:pStyle w:val="3"/>
       </w:pPr>
       <w:bookmarkStart w:id="33" w:name="_Toc224296894"/>
-      <w:bookmarkStart w:id="34" w:name="_Toc224297487"/>
+      <w:bookmarkStart w:id="34" w:name="_Toc224560312"/>
       <w:r>
         <w:t>1.4.1 Выбор языка программирования</w:t>
       </w:r>
@@ -6563,7 +6588,7 @@
         <w:pStyle w:val="3"/>
       </w:pPr>
       <w:bookmarkStart w:id="35" w:name="_Toc224296895"/>
-      <w:bookmarkStart w:id="36" w:name="_Toc224297488"/>
+      <w:bookmarkStart w:id="36" w:name="_Toc224560313"/>
       <w:r>
         <w:t xml:space="preserve">1.4.2 Выбор </w:t>
       </w:r>
@@ -7677,7 +7702,7 @@
         <w:pStyle w:val="2"/>
       </w:pPr>
       <w:bookmarkStart w:id="37" w:name="_Toc224296896"/>
-      <w:bookmarkStart w:id="38" w:name="_Toc224297489"/>
+      <w:bookmarkStart w:id="38" w:name="_Toc224560314"/>
       <w:r>
         <w:lastRenderedPageBreak/>
         <w:t>1.5 Вывод по исследовательскому разделу</w:t>
@@ -7689,14 +7714,12 @@
       <w:r>
         <w:t xml:space="preserve">В ходе исследований были разобраны существующие аналоги и устройство памяти </w:t>
       </w:r>
-      <w:proofErr w:type="spellStart"/>
       <w:r>
         <w:rPr>
           <w:lang w:val="en-US"/>
         </w:rPr>
         <w:t>ArkTS</w:t>
       </w:r>
-      <w:proofErr w:type="spellEnd"/>
       <w:r>
         <w:t xml:space="preserve"> </w:t>
       </w:r>
@@ -7726,7 +7749,7 @@
         <w:jc w:val="left"/>
       </w:pPr>
       <w:bookmarkStart w:id="39" w:name="_Toc224296897"/>
-      <w:bookmarkStart w:id="40" w:name="_Toc224297490"/>
+      <w:bookmarkStart w:id="40" w:name="_Toc224560315"/>
       <w:r>
         <w:lastRenderedPageBreak/>
         <w:t>2</w:t>
@@ -7751,7 +7774,7 @@
         <w:pStyle w:val="2"/>
       </w:pPr>
       <w:bookmarkStart w:id="41" w:name="_Toc224296898"/>
-      <w:bookmarkStart w:id="42" w:name="_Toc224297491"/>
+      <w:bookmarkStart w:id="42" w:name="_Toc224560316"/>
       <w:r>
         <w:t>2</w:t>
       </w:r>
@@ -8354,7 +8377,7 @@
         <w:pStyle w:val="2"/>
       </w:pPr>
       <w:bookmarkStart w:id="43" w:name="_Toc224296899"/>
-      <w:bookmarkStart w:id="44" w:name="_Toc224297492"/>
+      <w:bookmarkStart w:id="44" w:name="_Toc224560317"/>
       <w:r>
         <w:t>2</w:t>
       </w:r>
@@ -9199,7 +9222,7 @@
         <w:pStyle w:val="2"/>
       </w:pPr>
       <w:bookmarkStart w:id="45" w:name="_Toc224296900"/>
-      <w:bookmarkStart w:id="46" w:name="_Toc224297493"/>
+      <w:bookmarkStart w:id="46" w:name="_Toc224560318"/>
       <w:r>
         <w:t>2</w:t>
       </w:r>
@@ -9586,7 +9609,7 @@
           <w:lang w:val="en-US"/>
         </w:rPr>
         <w:drawing>
-          <wp:inline distT="0" distB="0" distL="0" distR="0" wp14:anchorId="501BC277" wp14:editId="317E7050">
+          <wp:inline distT="0" distB="0" distL="0" distR="0" wp14:anchorId="501BC277" wp14:editId="317B294B">
             <wp:extent cx="6116955" cy="3540125"/>
             <wp:effectExtent l="0" t="0" r="0" b="3175"/>
             <wp:docPr id="372865254" name="Рисунок 14"/>
@@ -9719,7 +9742,7 @@
         <w:pStyle w:val="2"/>
       </w:pPr>
       <w:bookmarkStart w:id="47" w:name="_Toc224296901"/>
-      <w:bookmarkStart w:id="48" w:name="_Toc224297494"/>
+      <w:bookmarkStart w:id="48" w:name="_Toc224560319"/>
       <w:r>
         <w:t>2</w:t>
       </w:r>
@@ -9748,7 +9771,7 @@
         <w:pStyle w:val="2"/>
       </w:pPr>
       <w:bookmarkStart w:id="49" w:name="_Toc224296902"/>
-      <w:bookmarkStart w:id="50" w:name="_Toc224297495"/>
+      <w:bookmarkStart w:id="50" w:name="_Toc224560320"/>
       <w:r>
         <w:t>2</w:t>
       </w:r>
@@ -10305,7 +10328,6 @@
               </w:rPr>
               <w:t xml:space="preserve">Кодирование функции сохранения дампа </w:t>
             </w:r>
-            <w:proofErr w:type="spellStart"/>
             <w:r>
               <w:rPr>
                 <w:rFonts w:eastAsia="Calibri" w:cs="Times New Roman"/>
@@ -10315,7 +10337,6 @@
               </w:rPr>
               <w:t>ArkTS</w:t>
             </w:r>
-            <w:proofErr w:type="spellEnd"/>
             <w:r>
               <w:rPr>
                 <w:rFonts w:eastAsia="Calibri" w:cs="Times New Roman"/>
@@ -10981,7 +11002,7 @@
         <w:ind w:firstLine="0"/>
       </w:pPr>
     </w:p>
-    <w:bookmarkEnd w:id="12"/>
+    <w:bookmarkEnd w:id="13"/>
     <w:p>
       <w:pPr>
         <w:rPr>
@@ -10998,14 +11019,93 @@
       </w:pPr>
       <w:bookmarkStart w:id="51" w:name="_Toc197815799"/>
       <w:bookmarkStart w:id="52" w:name="_Toc224296903"/>
-      <w:bookmarkStart w:id="53" w:name="_Toc224297496"/>
+      <w:bookmarkStart w:id="53" w:name="_Toc224560321"/>
+      <w:r>
+        <w:lastRenderedPageBreak/>
+        <w:t>Вывод</w:t>
+      </w:r>
+      <w:bookmarkEnd w:id="53"/>
+    </w:p>
+    <w:p>
+      <w:r>
+        <w:t xml:space="preserve">В ходе выполнения проектной практической работы были исследованы </w:t>
+      </w:r>
+      <w:r>
+        <w:t>нау</w:t>
+      </w:r>
+      <w:r>
+        <w:t>ч</w:t>
+      </w:r>
+      <w:r>
+        <w:t>ная литература на тему</w:t>
+      </w:r>
+      <w:r>
+        <w:t xml:space="preserve">, существующие аналоги приложения визуализации кучи, устройство кучи </w:t>
+      </w:r>
+      <w:r>
+        <w:rPr>
+          <w:lang w:val="en-US"/>
+        </w:rPr>
+        <w:t>ArkTS</w:t>
+      </w:r>
+      <w:r>
+        <w:t xml:space="preserve"> </w:t>
+      </w:r>
+      <w:r>
+        <w:rPr>
+          <w:lang w:val="en-US"/>
+        </w:rPr>
+        <w:t>Sta</w:t>
+      </w:r>
+      <w:r>
+        <w:t xml:space="preserve"> </w:t>
+      </w:r>
+      <w:r>
+        <w:rPr>
+          <w:lang w:val="en-US"/>
+        </w:rPr>
+        <w:t>VM</w:t>
+      </w:r>
+      <w:r>
+        <w:t xml:space="preserve"> </w:t>
+      </w:r>
+      <w:r>
+        <w:t xml:space="preserve">при работе </w:t>
+      </w:r>
+      <w:r>
+        <w:rPr>
+          <w:lang w:val="en-US"/>
+        </w:rPr>
+        <w:t>G</w:t>
+      </w:r>
+      <w:r>
+        <w:t xml:space="preserve">1 </w:t>
+      </w:r>
+      <w:r>
+        <w:rPr>
+          <w:lang w:val="en-US"/>
+        </w:rPr>
+        <w:t>GC</w:t>
+      </w:r>
+      <w:r>
+        <w:t>. Были подобраны соответствующие инструменты для разработки.</w:t>
+      </w:r>
+      <w:r>
+        <w:t xml:space="preserve"> Были выведены функциональные и нефункциональные требования к системе. В ходе проектирования были составлены концептуальная, функциональная и логическая модели системы. Был составлен план разработки.</w:t>
+      </w:r>
+    </w:p>
+    <w:p>
+      <w:pPr>
+        <w:pStyle w:val="10"/>
+      </w:pPr>
+      <w:bookmarkStart w:id="54" w:name="_Toc224560322"/>
       <w:r>
         <w:lastRenderedPageBreak/>
         <w:t>СПИСОК ИНФОРМАЦИОННЫХ ИСТОЧНИКОВ</w:t>
       </w:r>
       <w:bookmarkEnd w:id="51"/>
       <w:bookmarkEnd w:id="52"/>
-      <w:bookmarkEnd w:id="53"/>
+      <w:bookmarkEnd w:id="54"/>
     </w:p>
     <w:p>
       <w:pPr>
@@ -15072,10 +15172,10 @@
     <w:autoRedefine/>
     <w:uiPriority w:val="39"/>
     <w:unhideWhenUsed/>
-    <w:rsid w:val="006408D7"/>
+    <w:rsid w:val="00FC0169"/>
     <w:pPr>
       <w:tabs>
-        <w:tab w:val="right" w:leader="dot" w:pos="9345"/>
+        <w:tab w:val="right" w:leader="dot" w:pos="9639"/>
       </w:tabs>
       <w:ind w:left="284" w:right="-567" w:firstLine="0"/>
       <w:jc w:val="left"/>

--- a/Чикунов ДС вкр проектная практика.docx
+++ b/Чикунов ДС вкр проектная практика.docx
@@ -2099,14 +2099,14 @@
         <w:pStyle w:val="10"/>
       </w:pPr>
       <w:bookmarkStart w:id="0" w:name="_Toc224296880"/>
-      <w:bookmarkStart w:id="1" w:name="_Toc123207530"/>
-      <w:bookmarkStart w:id="2" w:name="_Toc224560298"/>
+      <w:bookmarkStart w:id="1" w:name="_Toc224560298"/>
+      <w:bookmarkStart w:id="2" w:name="_Toc123207530"/>
       <w:r>
         <w:lastRenderedPageBreak/>
         <w:t>ТЕРМИНЫ И ОПРЕДЕЛЕНИЯ</w:t>
       </w:r>
       <w:bookmarkEnd w:id="0"/>
-      <w:bookmarkEnd w:id="2"/>
+      <w:bookmarkEnd w:id="1"/>
     </w:p>
     <w:p>
       <w:r>
@@ -2148,11 +2148,9 @@
                 <w:highlight w:val="yellow"/>
               </w:rPr>
             </w:pPr>
-            <w:proofErr w:type="spellStart"/>
             <w:r>
               <w:t>Аллокатор</w:t>
             </w:r>
-            <w:proofErr w:type="spellEnd"/>
           </w:p>
         </w:tc>
         <w:tc>
@@ -2187,15 +2185,7 @@
               <w:t>llocator</w:t>
             </w:r>
             <w:r>
-              <w:t xml:space="preserve">) инструмент, который занимается аллокацией и </w:t>
-            </w:r>
-            <w:proofErr w:type="spellStart"/>
-            <w:r>
-              <w:t>деаллокацией</w:t>
-            </w:r>
-            <w:proofErr w:type="spellEnd"/>
-            <w:r>
-              <w:t xml:space="preserve"> памяти</w:t>
+              <w:t>) инструмент, который занимается аллокацией и деаллокацией памяти</w:t>
             </w:r>
             <w:r>
               <w:t>.</w:t>
@@ -2253,7 +2243,7 @@
               <w:t>llocation</w:t>
             </w:r>
             <w:r>
-              <w:t>) процесс выделения конечного непрерывного куска памяти известной длинны для дальнейшего использования программой</w:t>
+              <w:t>) процесс выделения конечного непрерывного куска памяти известной длины для дальнейшего использования программой</w:t>
             </w:r>
             <w:r>
               <w:t>.</w:t>
@@ -2296,15 +2286,7 @@
               <w:t xml:space="preserve"> </w:t>
             </w:r>
             <w:r>
-              <w:t xml:space="preserve">(англ. </w:t>
-            </w:r>
-            <w:proofErr w:type="spellStart"/>
-            <w:r>
-              <w:t>dump</w:t>
-            </w:r>
-            <w:proofErr w:type="spellEnd"/>
-            <w:r>
-              <w:t xml:space="preserve"> «мусорная куча, свалка; выбрасывать, вываливать») — снимок информации о состоянии компьютерной системы</w:t>
+              <w:t>(англ. dump «мусорная куча, свалка; выбрасывать, вываливать») — снимок информации о состоянии компьютерной системы</w:t>
             </w:r>
             <w:r>
               <w:t xml:space="preserve"> [1]</w:t>
@@ -2328,11 +2310,9 @@
                 <w:highlight w:val="yellow"/>
               </w:rPr>
             </w:pPr>
-            <w:proofErr w:type="spellStart"/>
             <w:r>
               <w:t>Деаллокация</w:t>
             </w:r>
-            <w:proofErr w:type="spellEnd"/>
           </w:p>
         </w:tc>
         <w:tc>
@@ -2361,7 +2341,7 @@
               <w:t>deallocation</w:t>
             </w:r>
             <w:r>
-              <w:t>) процесс возвращения конечного непрерывного куска памяти известной длинны программой</w:t>
+              <w:t>) процесс возвращения конечного непрерывного куска памяти известной длины программой</w:t>
             </w:r>
             <w:r>
               <w:t>.</w:t>
@@ -2639,15 +2619,15 @@
         <w:pStyle w:val="10"/>
       </w:pPr>
       <w:bookmarkStart w:id="3" w:name="_Toc224296881"/>
-      <w:bookmarkStart w:id="4" w:name="_Toc197815772"/>
-      <w:bookmarkStart w:id="5" w:name="_Toc224560299"/>
-      <w:bookmarkEnd w:id="1"/>
+      <w:bookmarkStart w:id="4" w:name="_Toc224560299"/>
+      <w:bookmarkStart w:id="5" w:name="_Toc197815772"/>
+      <w:bookmarkEnd w:id="2"/>
       <w:r>
         <w:lastRenderedPageBreak/>
         <w:t>СПИСОК ПРИНЯТЫХ СОКРАЩЕНИЙ</w:t>
       </w:r>
       <w:bookmarkEnd w:id="3"/>
-      <w:bookmarkEnd w:id="5"/>
+      <w:bookmarkEnd w:id="4"/>
     </w:p>
     <w:p>
       <w:r>
@@ -2685,15 +2665,7 @@
               <w:ind w:hanging="107"/>
             </w:pPr>
             <w:r>
-              <w:t xml:space="preserve">ArkTS </w:t>
-            </w:r>
-            <w:proofErr w:type="spellStart"/>
-            <w:r>
-              <w:t>Sta</w:t>
-            </w:r>
-            <w:proofErr w:type="spellEnd"/>
-            <w:r>
-              <w:t xml:space="preserve"> VM</w:t>
+              <w:t>ArkTS Sta VM</w:t>
             </w:r>
           </w:p>
         </w:tc>
@@ -2758,6 +2730,24 @@
                 <w:lang w:val="en-US"/>
               </w:rPr>
               <w:t>ArkTS</w:t>
+            </w:r>
+            <w:r>
+              <w:t xml:space="preserve"> </w:t>
+            </w:r>
+            <w:r>
+              <w:t>–</w:t>
+            </w:r>
+            <w:r>
+              <w:t xml:space="preserve"> </w:t>
+            </w:r>
+            <w:r>
+              <w:t xml:space="preserve">языка, подобного </w:t>
+            </w:r>
+            <w:r>
+              <w:rPr>
+                <w:lang w:val="en-US"/>
+              </w:rPr>
+              <w:t>typescript</w:t>
             </w:r>
           </w:p>
         </w:tc>
@@ -2869,14 +2859,24 @@
             <w:r>
               <w:t xml:space="preserve"> </w:t>
             </w:r>
-            <w:proofErr w:type="spellStart"/>
             <w:r>
               <w:rPr>
                 <w:lang w:val="en-US"/>
               </w:rPr>
-              <w:t>colletor</w:t>
-            </w:r>
-            <w:proofErr w:type="spellEnd"/>
+              <w:t>colle</w:t>
+            </w:r>
+            <w:r>
+              <w:rPr>
+                <w:lang w:val="en-US"/>
+              </w:rPr>
+              <w:t>c</w:t>
+            </w:r>
+            <w:r>
+              <w:rPr>
+                <w:lang w:val="en-US"/>
+              </w:rPr>
+              <w:t>tor</w:t>
+            </w:r>
             <w:r>
               <w:t xml:space="preserve"> – сборщик мусора или сборка мусора (зависит от контекста).</w:t>
             </w:r>
@@ -2984,11 +2984,9 @@
             <w:r>
               <w:t xml:space="preserve"> пауза – </w:t>
             </w:r>
-            <w:proofErr w:type="gramStart"/>
-            <w:r>
-              <w:t>состояние</w:t>
-            </w:r>
-            <w:proofErr w:type="gramEnd"/>
+            <w:r>
+              <w:t>состояние,</w:t>
+            </w:r>
             <w:r>
               <w:t xml:space="preserve"> в котором все потоки, выполняющие код, поставлены на паузу, чтобы синхронизировать работу </w:t>
             </w:r>
@@ -3098,7 +3096,7 @@
         <w:lastRenderedPageBreak/>
         <w:t>ВВЕДЕНИЕ</w:t>
       </w:r>
-      <w:bookmarkEnd w:id="4"/>
+      <w:bookmarkEnd w:id="5"/>
       <w:bookmarkEnd w:id="6"/>
       <w:bookmarkEnd w:id="7"/>
     </w:p>
@@ -3119,18 +3117,16 @@
         <w:t xml:space="preserve"> </w:t>
       </w:r>
       <w:r>
-        <w:t>содержат сборку мусора и не позволяют работать с памятью напрямую, также убирая сложную для восприятия и работа арифметику указателей. Однако ошибки памяти все еще присутствуют в системах, написанных на таких языках, например, утечки памяти из-за не обнуленных ссылок.</w:t>
+        <w:t>содержат сборку мусора и не позволяют работать с памятью напрямую, также убирая сложную для восприятия арифметику указателей. Однако ошибки памяти все еще присутствуют в системах, написанных на таких языках, например, утечки памяти из-за не обнуленных ссылок.</w:t>
       </w:r>
     </w:p>
     <w:p>
       <w:r>
         <w:t xml:space="preserve">Управление памятью становиться еще тяжелее, если язык предусматривает возможность нативного исполнения кода, </w:t>
       </w:r>
-      <w:proofErr w:type="gramStart"/>
-      <w:r>
-        <w:t>т.е.</w:t>
-      </w:r>
-      <w:proofErr w:type="gramEnd"/>
+      <w:r>
+        <w:t>то есть</w:t>
+      </w:r>
       <w:r>
         <w:t xml:space="preserve"> вызов из кода, работающего в режиме управляемой памяти, кода, написанного на системном языке. Так как системный язык дает возможность программисту </w:t>
       </w:r>
@@ -3374,8 +3370,8 @@
       </w:pPr>
       <w:bookmarkStart w:id="11" w:name="_Toc197815774"/>
       <w:bookmarkStart w:id="12" w:name="_Toc224296884"/>
-      <w:bookmarkStart w:id="13" w:name="_Toc123204393"/>
-      <w:bookmarkStart w:id="14" w:name="_Toc224560302"/>
+      <w:bookmarkStart w:id="13" w:name="_Toc224560302"/>
+      <w:bookmarkStart w:id="14" w:name="_Toc123204393"/>
       <w:r>
         <w:t xml:space="preserve">1.1 </w:t>
       </w:r>
@@ -3384,7 +3380,7 @@
         <w:t>Поиск и анализ аналогов</w:t>
       </w:r>
       <w:bookmarkEnd w:id="12"/>
-      <w:bookmarkEnd w:id="14"/>
+      <w:bookmarkEnd w:id="13"/>
       <w:r>
         <w:t xml:space="preserve"> </w:t>
       </w:r>
@@ -3437,14 +3433,12 @@
       <w:r>
         <w:t xml:space="preserve">Практически все инструменты для визуализации и анализа кучи работают следующим образом: </w:t>
       </w:r>
-      <w:proofErr w:type="spellStart"/>
       <w:r>
         <w:rPr>
           <w:lang w:val="en-US"/>
         </w:rPr>
         <w:t>jvm</w:t>
       </w:r>
-      <w:proofErr w:type="spellEnd"/>
       <w:r>
         <w:t xml:space="preserve"> </w:t>
       </w:r>
@@ -3503,7 +3497,13 @@
         <w:t xml:space="preserve"> – </w:t>
       </w:r>
       <w:r>
-        <w:t xml:space="preserve">это специальной приложение, которое позволяет анализировать кучу. Его мажорная отличительная черта заключается в том, что </w:t>
+        <w:t xml:space="preserve">это специальной приложение, которое позволяет анализировать кучу. Его </w:t>
+      </w:r>
+      <w:r>
+        <w:t>главная</w:t>
+      </w:r>
+      <w:r>
+        <w:t xml:space="preserve"> отличительная черта заключается в том, что </w:t>
       </w:r>
       <w:r>
         <w:rPr>
@@ -3577,16 +3577,11 @@
         <w:t xml:space="preserve"> </w:t>
       </w:r>
       <w:r>
-        <w:t xml:space="preserve">отчет, сгенерированный искусственным интеллектом (рисунки </w:t>
-      </w:r>
-      <w:proofErr w:type="gramStart"/>
-      <w:r>
-        <w:t>1</w:t>
+        <w:t>отчет, сгенерированный искусственным интеллектом (рисунки 1</w:t>
       </w:r>
       <w:r>
         <w:t xml:space="preserve"> – 4</w:t>
       </w:r>
-      <w:proofErr w:type="gramEnd"/>
       <w:r>
         <w:t>).</w:t>
       </w:r>
@@ -4252,14 +4247,12 @@
       <w:r>
         <w:t xml:space="preserve"> </w:t>
       </w:r>
-      <w:proofErr w:type="spellStart"/>
       <w:r>
         <w:rPr>
           <w:lang w:val="en-US"/>
         </w:rPr>
         <w:t>vm</w:t>
       </w:r>
-      <w:proofErr w:type="spellEnd"/>
       <w:r>
         <w:t xml:space="preserve"> [7]</w:t>
       </w:r>
@@ -4302,14 +4295,12 @@
       <w:r>
         <w:t xml:space="preserve"> </w:t>
       </w:r>
-      <w:proofErr w:type="spellStart"/>
       <w:r>
         <w:rPr>
           <w:lang w:val="en-US"/>
         </w:rPr>
         <w:t>vm</w:t>
       </w:r>
-      <w:proofErr w:type="spellEnd"/>
       <w:r>
         <w:t xml:space="preserve"> </w:t>
       </w:r>
@@ -4926,7 +4917,7 @@
       </w:pPr>
       <w:r>
         <w:drawing>
-          <wp:inline distT="0" distB="0" distL="0" distR="0" wp14:anchorId="3CF61D20" wp14:editId="65189F51">
+          <wp:inline distT="0" distB="0" distL="0" distR="0" wp14:anchorId="3CF61D20" wp14:editId="48D1060C">
             <wp:extent cx="6120765" cy="1995805"/>
             <wp:effectExtent l="0" t="0" r="0" b="4445"/>
             <wp:docPr id="58331173" name="Рисунок 2"/>
@@ -5093,7 +5084,7 @@
       </w:pPr>
       <w:r>
         <w:drawing>
-          <wp:inline distT="0" distB="0" distL="0" distR="0" wp14:anchorId="7CEEDAC7" wp14:editId="5CEC0214">
+          <wp:inline distT="0" distB="0" distL="0" distR="0" wp14:anchorId="7CEEDAC7" wp14:editId="6F667630">
             <wp:extent cx="6120765" cy="3141345"/>
             <wp:effectExtent l="0" t="0" r="0" b="1905"/>
             <wp:docPr id="339895790" name="Рисунок 3"/>
@@ -5299,14 +5290,24 @@
       <w:r>
         <w:t xml:space="preserve"> </w:t>
       </w:r>
-      <w:proofErr w:type="spellStart"/>
       <w:r>
         <w:rPr>
           <w:lang w:val="en-US"/>
         </w:rPr>
-        <w:t>ArtTS</w:t>
-      </w:r>
-      <w:proofErr w:type="spellEnd"/>
+        <w:t>Ar</w:t>
+      </w:r>
+      <w:r>
+        <w:rPr>
+          <w:lang w:val="en-US"/>
+        </w:rPr>
+        <w:t>k</w:t>
+      </w:r>
+      <w:r>
+        <w:rPr>
+          <w:lang w:val="en-US"/>
+        </w:rPr>
+        <w:t>TS</w:t>
+      </w:r>
       <w:r>
         <w:t xml:space="preserve"> </w:t>
       </w:r>
@@ -5339,6 +5340,9 @@
         <w:t>Ark</w:t>
       </w:r>
       <w:r>
+        <w:t xml:space="preserve"> компилятора</w:t>
+      </w:r>
+      <w:r>
         <w:t>, в том числе код ядра ВМ</w:t>
       </w:r>
       <w:r>
@@ -5504,30 +5508,18 @@
       <w:r>
         <w:t xml:space="preserve">Куча начинается с конкретного </w:t>
       </w:r>
-      <w:proofErr w:type="spellStart"/>
-      <w:r>
-        <w:t>адресса</w:t>
-      </w:r>
-      <w:proofErr w:type="spellEnd"/>
-      <w:r>
-        <w:t xml:space="preserve">. В самой куче регионы идут последовательно. Каждый регион состоит из заголовка и полезной нагрузки. Регионы имеют строго ограниченный размер. Полезная нагрузка региона содержит объекты. Каждый управляемый объект начинается с объектного заголовка, который содержит указатель на класс объекта и </w:t>
-      </w:r>
-      <w:proofErr w:type="spellStart"/>
-      <w:r>
-        <w:t>марк</w:t>
-      </w:r>
-      <w:proofErr w:type="spellEnd"/>
-      <w:r>
-        <w:t xml:space="preserve"> слово – особое слово, содержащую информацию об объекте. Есть два особых типа регионов – </w:t>
-      </w:r>
-      <w:proofErr w:type="spellStart"/>
+      <w:r>
+        <w:t>адреса</w:t>
+      </w:r>
+      <w:r>
+        <w:t xml:space="preserve">. В самой куче регионы идут последовательно. Каждый регион состоит из заголовка и полезной нагрузки. Регионы имеют строго ограниченный размер. Полезная нагрузка региона содержит объекты. Каждый управляемый объект начинается с объектного заголовка, который содержит указатель на класс объекта и марк слово – особое слово, содержащую информацию об объекте. Есть два особых типа регионов – </w:t>
+      </w:r>
       <w:r>
         <w:rPr>
           <w:lang w:val="en-US"/>
         </w:rPr>
         <w:t>nonmovable</w:t>
       </w:r>
-      <w:proofErr w:type="spellEnd"/>
       <w:r>
         <w:t xml:space="preserve"> (</w:t>
       </w:r>
@@ -5546,36 +5538,24 @@
       <w:r>
         <w:t xml:space="preserve">огромные). </w:t>
       </w:r>
-      <w:proofErr w:type="spellStart"/>
       <w:r>
         <w:rPr>
           <w:lang w:val="en-US"/>
         </w:rPr>
         <w:t>Nonmovable</w:t>
       </w:r>
-      <w:proofErr w:type="spellEnd"/>
-      <w:r>
-        <w:t xml:space="preserve"> </w:t>
-      </w:r>
-      <w:r>
-        <w:t xml:space="preserve">регионы интересны тем, что объекты внутри них не перемещаются в процессе сборки. Память в таких регионах выделяется с помощью специальных </w:t>
-      </w:r>
-      <w:proofErr w:type="spellStart"/>
-      <w:r>
-        <w:t>аллокаторов</w:t>
-      </w:r>
-      <w:proofErr w:type="spellEnd"/>
-      <w:r>
-        <w:t xml:space="preserve">. Огромные регионы содержат объекты, чей размер превышает полезную нагрузку одного региона. Считается, что такие объекты слишком дорого перемещать (поэтому они не меняют свое местоположение, как и объекты </w:t>
-      </w:r>
-      <w:proofErr w:type="spellStart"/>
+      <w:r>
+        <w:t xml:space="preserve"> </w:t>
+      </w:r>
+      <w:r>
+        <w:t xml:space="preserve">регионы интересны тем, что объекты внутри них не перемещаются в процессе сборки. Память в таких регионах выделяется с помощью специальных аллокаторов. Огромные регионы содержат объекты, чей размер превышает полезную нагрузку одного региона. Считается, что такие объекты слишком дорого перемещать (поэтому они не меняют свое местоположение, как и объекты </w:t>
+      </w:r>
       <w:r>
         <w:rPr>
           <w:lang w:val="en-US"/>
         </w:rPr>
         <w:t>nonmovable</w:t>
       </w:r>
-      <w:proofErr w:type="spellEnd"/>
       <w:r>
         <w:t xml:space="preserve"> регионов</w:t>
       </w:r>
@@ -5589,6 +5569,9 @@
         <w:t>Также, так как физически огромный объект не умещает</w:t>
       </w:r>
       <w:r>
+        <w:t>ся</w:t>
+      </w:r>
+      <w:r>
         <w:t xml:space="preserve"> </w:t>
       </w:r>
       <w:r>
@@ -5633,7 +5616,7 @@
         <w:t xml:space="preserve">1 </w:t>
       </w:r>
       <w:r>
-        <w:t xml:space="preserve">используется механизмов </w:t>
+        <w:t xml:space="preserve">используется механизм </w:t>
       </w:r>
       <w:r>
         <w:rPr>
@@ -5642,65 +5625,37 @@
         <w:t>TLAB</w:t>
       </w:r>
       <w:r>
-        <w:t xml:space="preserve">. В таком случае внутри региона </w:t>
-      </w:r>
-      <w:proofErr w:type="spellStart"/>
-      <w:r>
-        <w:t>аллоцируются</w:t>
-      </w:r>
-      <w:proofErr w:type="spellEnd"/>
-      <w:r>
-        <w:t xml:space="preserve"> регионы памяти, которые полностью отводятся под аллокации для конкретного потока. Такой подход позволяет </w:t>
-      </w:r>
-      <w:proofErr w:type="spellStart"/>
-      <w:r>
-        <w:t>аллоцировать</w:t>
-      </w:r>
-      <w:proofErr w:type="spellEnd"/>
-      <w:r>
-        <w:t xml:space="preserve"> данные без конкуренции, но добавляет лишний момент, необходимый для учета. Еще одним примечательным параметром региона является битовая карта живых </w:t>
+        <w:t xml:space="preserve">. В таком случае внутри региона аллоцируются регионы памяти, которые полностью отводятся под аллокации для конкретного потока. Такой подход позволяет аллоцировать данные без конкуренции, но </w:t>
+      </w:r>
+      <w:r>
+        <w:t>требует особой обработки</w:t>
+      </w:r>
+      <w:r>
+        <w:t xml:space="preserve">. Еще одним примечательным параметром региона является битовая карта живых объектов. </w:t>
       </w:r>
       <w:r>
         <w:lastRenderedPageBreak/>
-        <w:t xml:space="preserve">объектов. Каждому объекту соответствует единичный бит в карте, что позволяет, проходя по карте, находить объектный заголовок для каждого из живых объектов. Это очень удобно, учитывая, что </w:t>
+        <w:t xml:space="preserve">Каждому объекту соответствует единичный бит в карте, что позволяет, проходя по карте, находить объектный заголовок для каждого из живых объектов. Это очень удобно, учитывая, что </w:t>
       </w:r>
       <w:r>
         <w:t xml:space="preserve">без карты живых объектов для </w:t>
       </w:r>
-      <w:proofErr w:type="spellStart"/>
       <w:r>
         <w:rPr>
           <w:lang w:val="en-US"/>
         </w:rPr>
         <w:t>nonmovable</w:t>
       </w:r>
-      <w:proofErr w:type="spellEnd"/>
-      <w:r>
-        <w:t xml:space="preserve"> </w:t>
-      </w:r>
-      <w:r>
-        <w:t xml:space="preserve">регионов пришлось бы сохранять метаданные </w:t>
-      </w:r>
-      <w:proofErr w:type="spellStart"/>
-      <w:r>
-        <w:t>аллокаторов</w:t>
-      </w:r>
-      <w:proofErr w:type="spellEnd"/>
-      <w:r>
-        <w:t>.</w:t>
-      </w:r>
-    </w:p>
-    <w:p>
-      <w:r>
-        <w:t xml:space="preserve">Стоит также выделить, что не все объекты хранятся в куче. У ВМ есть собственное место для хранения метаданных, которые будут нам нужны для анализа кучи, например, уже упомянутая карта живых объектов хранится в заголовке региона через указатель на память выделенную именно внутренним </w:t>
-      </w:r>
-      <w:proofErr w:type="spellStart"/>
-      <w:r>
-        <w:t>аллокатором</w:t>
-      </w:r>
-      <w:proofErr w:type="spellEnd"/>
-      <w:r>
-        <w:t xml:space="preserve"> вне кучи. Таким объектам нужно будет уделить отдельное внимание, как в момент создания, так и в момент чтения дампа кучи.</w:t>
+      <w:r>
+        <w:t xml:space="preserve"> </w:t>
+      </w:r>
+      <w:r>
+        <w:t>регионов пришлось бы сохранять метаданные аллокаторов.</w:t>
+      </w:r>
+    </w:p>
+    <w:p>
+      <w:r>
+        <w:t>Стоит также выделить, что не все объекты хранятся в куче. У ВМ есть собственное место для хранения метаданных, которые будут нам нужны для анализа кучи, например, уже упомянутая карта живых объектов хранится в заголовке региона через указатель на память выделенную именно внутренним аллокатором вне кучи. Таким объектам нужно будет уделить отдельное внимание, как в момент создания, так и в момент чтения дампа кучи.</w:t>
       </w:r>
     </w:p>
     <w:p>
@@ -5749,15 +5704,7 @@
     </w:p>
     <w:p>
       <w:r>
-        <w:t xml:space="preserve">Программное средство предназначено для анализа дампов памяти ArkTS </w:t>
-      </w:r>
-      <w:proofErr w:type="spellStart"/>
-      <w:r>
-        <w:t>Sta</w:t>
-      </w:r>
-      <w:proofErr w:type="spellEnd"/>
-      <w:r>
-        <w:t xml:space="preserve"> VM должно обеспечивать выполнение следующих функций.</w:t>
+        <w:t>Программное средство предназначено для анализа дампов памяти ArkTS Sta VM должно обеспечивать выполнение следующих функций.</w:t>
       </w:r>
     </w:p>
     <w:p>
@@ -5773,15 +5720,7 @@
         <w:t>с</w:t>
       </w:r>
       <w:r>
-        <w:t xml:space="preserve">истема должна поддерживать загрузку дампов кучи, сгенерированных виртуальной машиной ArkTS </w:t>
-      </w:r>
-      <w:proofErr w:type="spellStart"/>
-      <w:r>
-        <w:t>Sta</w:t>
-      </w:r>
-      <w:proofErr w:type="spellEnd"/>
-      <w:r>
-        <w:t xml:space="preserve"> VM в ходе выполнения программы;</w:t>
+        <w:t>истема должна поддерживать загрузку дампов кучи, сгенерированных виртуальной машиной ArkTS Sta VM в ходе выполнения программы;</w:t>
       </w:r>
     </w:p>
     <w:p>
@@ -5886,15 +5825,13 @@
         <w:t xml:space="preserve">истема должна отображать </w:t>
       </w:r>
       <w:r>
-        <w:t>GC метаданные (плотность записей в регионы памяти, кросс-</w:t>
-      </w:r>
-      <w:proofErr w:type="spellStart"/>
-      <w:r>
-        <w:t>регионных</w:t>
-      </w:r>
-      <w:proofErr w:type="spellEnd"/>
-      <w:r>
-        <w:t xml:space="preserve"> ссылок)</w:t>
+        <w:t>GC метаданные (плотность записей в регионы памяти, кросс-регион</w:t>
+      </w:r>
+      <w:r>
+        <w:t>аль</w:t>
+      </w:r>
+      <w:r>
+        <w:t>ных ссылок)</w:t>
       </w:r>
       <w:r>
         <w:t>.</w:t>
@@ -5984,15 +5921,7 @@
     </w:p>
     <w:p>
       <w:r>
-        <w:t xml:space="preserve">Программное средство предназначено для анализа дампов памяти ArkTS </w:t>
-      </w:r>
-      <w:proofErr w:type="spellStart"/>
-      <w:r>
-        <w:t>Sta</w:t>
-      </w:r>
-      <w:proofErr w:type="spellEnd"/>
-      <w:r>
-        <w:t xml:space="preserve"> VM должно обеспечивать выполнение следующих нефункциональных требований.</w:t>
+        <w:t>Программное средство предназначено для анализа дампов памяти ArkTS Sta VM должно обеспечивать выполнение следующих нефункциональных требований.</w:t>
       </w:r>
     </w:p>
     <w:p>
@@ -6036,7 +5965,19 @@
         <w:t>п</w:t>
       </w:r>
       <w:r>
-        <w:t>иковое потребление оперативной памяти при анализе дампа объемом не должно превышать 50% от размера дампа;</w:t>
+        <w:t xml:space="preserve">иковое потребление оперативной памяти при анализе дампа не должно превышать 50% от </w:t>
+      </w:r>
+      <w:r>
+        <w:t xml:space="preserve">физического </w:t>
+      </w:r>
+      <w:r>
+        <w:t>размера</w:t>
+      </w:r>
+      <w:r>
+        <w:t xml:space="preserve"> </w:t>
+      </w:r>
+      <w:r>
+        <w:t>дампа;</w:t>
       </w:r>
     </w:p>
     <w:p>
@@ -6093,11 +6034,9 @@
       <w:r>
         <w:t xml:space="preserve">истема не должна завершать работу </w:t>
       </w:r>
-      <w:proofErr w:type="spellStart"/>
       <w:r>
         <w:t>аварийно</w:t>
       </w:r>
-      <w:proofErr w:type="spellEnd"/>
       <w:r>
         <w:t xml:space="preserve"> при отсутствии файла дампа или его повреждении</w:t>
       </w:r>
@@ -6266,13 +6205,8 @@
     </w:p>
     <w:p>
       <w:r>
-        <w:t xml:space="preserve">Требования к </w:t>
-      </w:r>
-      <w:proofErr w:type="spellStart"/>
-      <w:r>
-        <w:t>поддерживаемости</w:t>
-      </w:r>
-      <w:proofErr w:type="spellEnd"/>
+        <w:t>Требования к поддерживаемости</w:t>
+      </w:r>
       <w:r>
         <w:t>:</w:t>
       </w:r>
@@ -6296,7 +6230,25 @@
         <w:t>а</w:t>
       </w:r>
       <w:r>
-        <w:t>рхитектура системы должна обеспечить легкость смены GC для будущей разработки</w:t>
+        <w:t>рхитектура системы должна обеспечить легкость смены GC</w:t>
+      </w:r>
+      <w:r>
+        <w:t xml:space="preserve"> на другой </w:t>
+      </w:r>
+      <w:r>
+        <w:rPr>
+          <w:lang w:val="en-US"/>
+        </w:rPr>
+        <w:t>GC</w:t>
+      </w:r>
+      <w:r>
+        <w:t xml:space="preserve"> </w:t>
+      </w:r>
+      <w:r>
+        <w:t>с регионами</w:t>
+      </w:r>
+      <w:r>
+        <w:t xml:space="preserve"> для будущей разработки</w:t>
       </w:r>
       <w:r>
         <w:t>.</w:t>
@@ -6476,15 +6428,7 @@
         <w:t>C</w:t>
       </w:r>
       <w:r>
-        <w:t xml:space="preserve">++ предоставляет все те же самые функции, но при этом также дают возможность использовать привычный ООП </w:t>
-      </w:r>
-      <w:proofErr w:type="spellStart"/>
-      <w:r>
-        <w:t>пайплайн</w:t>
-      </w:r>
-      <w:proofErr w:type="spellEnd"/>
-      <w:r>
-        <w:t xml:space="preserve"> проектирования приложения.</w:t>
+        <w:t>++ предоставляет все те же самые функции, но при этом также дают возможность использовать привычный ООП пайплайн проектирования приложения.</w:t>
       </w:r>
     </w:p>
     <w:p>
@@ -6556,11 +6500,9 @@
       <w:r>
         <w:t xml:space="preserve"> без нативных </w:t>
       </w:r>
-      <w:proofErr w:type="spellStart"/>
-      <w:r>
-        <w:t>тунелей</w:t>
-      </w:r>
-      <w:proofErr w:type="spellEnd"/>
+      <w:r>
+        <w:t>туннелей</w:t>
+      </w:r>
       <w:r>
         <w:t xml:space="preserve">, ведь </w:t>
       </w:r>
@@ -6665,26 +6607,18 @@
       <w:r>
         <w:t xml:space="preserve"> </w:t>
       </w:r>
-      <w:proofErr w:type="spellStart"/>
-      <w:proofErr w:type="gramStart"/>
       <w:r>
         <w:rPr>
           <w:lang w:val="en-US"/>
         </w:rPr>
         <w:t>ImGui</w:t>
       </w:r>
-      <w:proofErr w:type="spellEnd"/>
-      <w:r>
-        <w:t>[</w:t>
-      </w:r>
-      <w:proofErr w:type="gramEnd"/>
-      <w:r>
-        <w:t>1</w:t>
+      <w:r>
+        <w:t>[1</w:t>
       </w:r>
       <w:r>
         <w:t xml:space="preserve">2], </w:t>
       </w:r>
-      <w:proofErr w:type="gramStart"/>
       <w:r>
         <w:rPr>
           <w:lang w:val="en-US"/>
@@ -6692,13 +6626,8 @@
         <w:t>Qt</w:t>
       </w:r>
       <w:r>
-        <w:t>[</w:t>
-      </w:r>
-      <w:proofErr w:type="gramEnd"/>
-      <w:r>
-        <w:t xml:space="preserve">13], </w:t>
-      </w:r>
-      <w:proofErr w:type="gramStart"/>
+        <w:t xml:space="preserve">[13], </w:t>
+      </w:r>
       <w:r>
         <w:rPr>
           <w:lang w:val="en-US"/>
@@ -6706,11 +6635,7 @@
         <w:t>GTK</w:t>
       </w:r>
       <w:r>
-        <w:t>[</w:t>
-      </w:r>
-      <w:proofErr w:type="gramEnd"/>
-      <w:r>
-        <w:t>14]</w:t>
+        <w:t>[14]</w:t>
       </w:r>
       <w:r>
         <w:t>.</w:t>
@@ -6857,23 +6782,8 @@
                 <w:szCs w:val="24"/>
                 <w:lang w:val="en-US"/>
               </w:rPr>
-              <w:t xml:space="preserve">Dear </w:t>
-            </w:r>
-            <w:proofErr w:type="spellStart"/>
-            <w:proofErr w:type="gramStart"/>
-            <w:r>
-              <w:rPr>
-                <w:rFonts w:eastAsia="Calibri" w:cs="Times New Roman"/>
-                <w:b/>
-                <w:bCs/>
-                <w:sz w:val="24"/>
-                <w:szCs w:val="24"/>
-                <w:lang w:val="en-US"/>
-              </w:rPr>
-              <w:t>ImGui</w:t>
-            </w:r>
-            <w:proofErr w:type="spellEnd"/>
-            <w:proofErr w:type="gramEnd"/>
+              <w:t>Dear ImGui</w:t>
+            </w:r>
           </w:p>
         </w:tc>
         <w:tc>
@@ -7406,7 +7316,6 @@
               </w:rPr>
               <w:t xml:space="preserve">Требуется </w:t>
             </w:r>
-            <w:proofErr w:type="spellStart"/>
             <w:r>
               <w:rPr>
                 <w:rFonts w:eastAsia="Calibri" w:cs="Times New Roman"/>
@@ -7416,7 +7325,6 @@
               </w:rPr>
               <w:t>GLib</w:t>
             </w:r>
-            <w:proofErr w:type="spellEnd"/>
           </w:p>
         </w:tc>
       </w:tr>
@@ -7673,14 +7581,12 @@
       <w:r>
         <w:t xml:space="preserve"> </w:t>
       </w:r>
-      <w:proofErr w:type="spellStart"/>
       <w:r>
         <w:rPr>
           <w:lang w:val="en-US"/>
         </w:rPr>
         <w:t>ImGui</w:t>
       </w:r>
-      <w:proofErr w:type="spellEnd"/>
       <w:r>
         <w:t>, кото</w:t>
       </w:r>
@@ -7789,7 +7695,13 @@
     </w:p>
     <w:p>
       <w:r>
-        <w:t xml:space="preserve">Для концептуального проектирования необходимо описать структуру данных и работы с памятью. Дамп файла будет состоять из 3 частей – заголовка, кучи и данных вне кучи. Заголовок будет описывать версию используемого данного и различную метта информацию, такую, как адреса начала и конца кучи в оригинальной программе, </w:t>
+        <w:t>Для концептуального проектирования необходимо описать структуру данных и работы с памятью. Дамп файла будет состоять из 3 частей – заголовка, кучи и данных вне кучи. Заголовок будет описывать версию используемого</w:t>
+      </w:r>
+      <w:r>
+        <w:t xml:space="preserve"> дампа</w:t>
+      </w:r>
+      <w:r>
+        <w:t xml:space="preserve"> и различную мета информацию, такую, как адреса начала и конца кучи в оригинальной программе, </w:t>
       </w:r>
       <w:r>
         <w:t>отступы</w:t>
@@ -7835,10 +7747,10 @@
           <w:lang w:val="en-US"/>
         </w:rPr>
         <w:drawing>
-          <wp:inline distT="0" distB="0" distL="0" distR="0" wp14:anchorId="427A01AF" wp14:editId="29425BB5">
-            <wp:extent cx="6118860" cy="982980"/>
-            <wp:effectExtent l="0" t="0" r="0" b="7620"/>
-            <wp:docPr id="1466738134" name="Рисунок 1"/>
+          <wp:inline distT="0" distB="0" distL="0" distR="0" wp14:anchorId="552E7EBB" wp14:editId="457BDD2F">
+            <wp:extent cx="6120765" cy="941070"/>
+            <wp:effectExtent l="0" t="0" r="0" b="0"/>
+            <wp:docPr id="746041109" name="Рисунок 1"/>
             <wp:cNvGraphicFramePr>
               <a:graphicFrameLocks xmlns:a="http://schemas.openxmlformats.org/drawingml/2006/main" noChangeAspect="1"/>
             </wp:cNvGraphicFramePr>
@@ -7846,36 +7758,23 @@
               <a:graphicData uri="http://schemas.openxmlformats.org/drawingml/2006/picture">
                 <pic:pic xmlns:pic="http://schemas.openxmlformats.org/drawingml/2006/picture">
                   <pic:nvPicPr>
-                    <pic:cNvPr id="0" name="Picture 2"/>
-                    <pic:cNvPicPr>
-                      <a:picLocks noChangeAspect="1" noChangeArrowheads="1"/>
-                    </pic:cNvPicPr>
+                    <pic:cNvPr id="746041109" name=""/>
+                    <pic:cNvPicPr/>
                   </pic:nvPicPr>
                   <pic:blipFill>
-                    <a:blip r:embed="rId17">
-                      <a:extLst>
-                        <a:ext uri="{28A0092B-C50C-407E-A947-70E740481C1C}">
-                          <a14:useLocalDpi xmlns:a14="http://schemas.microsoft.com/office/drawing/2010/main" val="0"/>
-                        </a:ext>
-                      </a:extLst>
-                    </a:blip>
-                    <a:srcRect/>
+                    <a:blip r:embed="rId17"/>
                     <a:stretch>
                       <a:fillRect/>
                     </a:stretch>
                   </pic:blipFill>
-                  <pic:spPr bwMode="auto">
+                  <pic:spPr>
                     <a:xfrm>
                       <a:off x="0" y="0"/>
-                      <a:ext cx="6118860" cy="982980"/>
+                      <a:ext cx="6120765" cy="941070"/>
                     </a:xfrm>
                     <a:prstGeom prst="rect">
                       <a:avLst/>
                     </a:prstGeom>
-                    <a:noFill/>
-                    <a:ln>
-                      <a:noFill/>
-                    </a:ln>
                   </pic:spPr>
                 </pic:pic>
               </a:graphicData>
@@ -8546,7 +8445,13 @@
     </w:p>
     <w:p>
       <w:r>
-        <w:t>Сценарий использования приложения таков: пользователь загружает дамп, после чего он выбирает один из видов отображения, который ему необходим. Каждый вид отображения имеет свое назначения, но они могу быть связаны между собой, например из общей картины кучи, которая показывает все регионы, можно перейти в детальный анализ конкретн</w:t>
+        <w:t>Сценарий использования приложения таков: пользователь загружает дамп, после чего он выбирает один из видов отображения, который ему необходим. Каждый вид отображения имеет свое назначени</w:t>
+      </w:r>
+      <w:r>
+        <w:t>е</w:t>
+      </w:r>
+      <w:r>
+        <w:t>, но они могу быть связаны между собой, например из общей картины кучи, которая показывает все регионы, можно перейти в детальный анализ конкретн</w:t>
       </w:r>
       <w:r>
         <w:t>ого</w:t>
@@ -8575,15 +8480,7 @@
         <w:t xml:space="preserve">0 </w:t>
       </w:r>
       <w:r>
-        <w:t xml:space="preserve">на рисунках </w:t>
-      </w:r>
-      <w:proofErr w:type="gramStart"/>
-      <w:r>
-        <w:t>14-18</w:t>
-      </w:r>
-      <w:proofErr w:type="gramEnd"/>
-      <w:r>
-        <w:t>.</w:t>
+        <w:t>на рисунках 14-18.</w:t>
       </w:r>
     </w:p>
     <w:p>
@@ -9421,15 +9318,69 @@
     </w:p>
     <w:p>
       <w:r>
-        <w:t xml:space="preserve">Для того, чтобы корректно обрабатывать классы арка и их поля нам нужны классы-зеркала – особые классы, которые копируют оригинальные классы </w:t>
+        <w:t>Для того, чтобы корректно обрабатывать классы</w:t>
+      </w:r>
+      <w:r>
+        <w:t xml:space="preserve"> </w:t>
       </w:r>
       <w:r>
         <w:rPr>
           <w:lang w:val="en-US"/>
         </w:rPr>
+        <w:t>ArkTS</w:t>
+      </w:r>
+      <w:r>
+        <w:t xml:space="preserve"> </w:t>
+      </w:r>
+      <w:r>
+        <w:rPr>
+          <w:lang w:val="en-US"/>
+        </w:rPr>
+        <w:t>Sta</w:t>
+      </w:r>
+      <w:r>
+        <w:t xml:space="preserve"> </w:t>
+      </w:r>
+      <w:r>
+        <w:rPr>
+          <w:lang w:val="en-US"/>
+        </w:rPr>
+        <w:t>VM</w:t>
+      </w:r>
+      <w:r>
+        <w:t xml:space="preserve"> и их поля нам нужны классы-зеркала – особые классы, которые копируют оригинальные классы </w:t>
+      </w:r>
+      <w:r>
+        <w:rPr>
+          <w:lang w:val="en-US"/>
+        </w:rPr>
         <w:t>Ark</w:t>
       </w:r>
       <w:r>
+        <w:rPr>
+          <w:lang w:val="en-US"/>
+        </w:rPr>
+        <w:t>TS</w:t>
+      </w:r>
+      <w:r>
+        <w:t xml:space="preserve"> </w:t>
+      </w:r>
+      <w:r>
+        <w:rPr>
+          <w:lang w:val="en-US"/>
+        </w:rPr>
+        <w:t>Sta</w:t>
+      </w:r>
+      <w:r>
+        <w:t xml:space="preserve"> </w:t>
+      </w:r>
+      <w:r>
+        <w:rPr>
+          <w:lang w:val="en-US"/>
+        </w:rPr>
+        <w:t>VM</w:t>
+      </w:r>
+      <w:r>
         <w:t xml:space="preserve">. </w:t>
       </w:r>
       <w:r>
@@ -9444,11 +9395,9 @@
       <w:r>
         <w:t xml:space="preserve"> может меняться (из-за разных опций компиляции), то и классы-зеркала должны динамически подстраиваться под дамп. Поэтому дамп выгружает </w:t>
       </w:r>
-      <w:proofErr w:type="spellStart"/>
-      <w:r>
-        <w:t>оффсеты</w:t>
-      </w:r>
-      <w:proofErr w:type="spellEnd"/>
+      <w:r>
+        <w:t>смещения</w:t>
+      </w:r>
       <w:r>
         <w:t xml:space="preserve"> оригинальных классов. Структура классов-зеркал представлена на рисунке 20.</w:t>
       </w:r>
@@ -9609,7 +9558,7 @@
           <w:lang w:val="en-US"/>
         </w:rPr>
         <w:drawing>
-          <wp:inline distT="0" distB="0" distL="0" distR="0" wp14:anchorId="501BC277" wp14:editId="317B294B">
+          <wp:inline distT="0" distB="0" distL="0" distR="0" wp14:anchorId="501BC277" wp14:editId="6F8F8176">
             <wp:extent cx="6116955" cy="3540125"/>
             <wp:effectExtent l="0" t="0" r="0" b="3175"/>
             <wp:docPr id="372865254" name="Рисунок 14"/>
@@ -10077,23 +10026,13 @@
                 <w:szCs w:val="24"/>
               </w:rPr>
             </w:pPr>
-            <w:proofErr w:type="gramStart"/>
             <w:r>
               <w:rPr>
                 <w:rFonts w:eastAsia="Calibri" w:cs="Times New Roman"/>
                 <w:sz w:val="24"/>
                 <w:szCs w:val="24"/>
               </w:rPr>
-              <w:t>1-3</w:t>
-            </w:r>
-            <w:proofErr w:type="gramEnd"/>
-            <w:r>
-              <w:rPr>
-                <w:rFonts w:eastAsia="Calibri" w:cs="Times New Roman"/>
-                <w:sz w:val="24"/>
-                <w:szCs w:val="24"/>
-              </w:rPr>
-              <w:t xml:space="preserve"> недели</w:t>
+              <w:t>1-3 недели</w:t>
             </w:r>
           </w:p>
         </w:tc>
@@ -10170,23 +10109,13 @@
                 <w:szCs w:val="24"/>
               </w:rPr>
             </w:pPr>
-            <w:proofErr w:type="gramStart"/>
             <w:r>
               <w:rPr>
                 <w:rFonts w:eastAsia="Calibri" w:cs="Times New Roman"/>
                 <w:sz w:val="24"/>
                 <w:szCs w:val="24"/>
               </w:rPr>
-              <w:t>4-5</w:t>
-            </w:r>
-            <w:proofErr w:type="gramEnd"/>
-            <w:r>
-              <w:rPr>
-                <w:rFonts w:eastAsia="Calibri" w:cs="Times New Roman"/>
-                <w:sz w:val="24"/>
-                <w:szCs w:val="24"/>
-              </w:rPr>
-              <w:t xml:space="preserve"> недели</w:t>
+              <w:t>4-5 недели</w:t>
             </w:r>
           </w:p>
         </w:tc>
@@ -10423,23 +10352,13 @@
                 <w:szCs w:val="24"/>
               </w:rPr>
             </w:pPr>
-            <w:proofErr w:type="gramStart"/>
             <w:r>
               <w:rPr>
                 <w:rFonts w:eastAsia="Calibri" w:cs="Times New Roman"/>
                 <w:sz w:val="24"/>
                 <w:szCs w:val="24"/>
               </w:rPr>
-              <w:t>7-9</w:t>
-            </w:r>
-            <w:proofErr w:type="gramEnd"/>
-            <w:r>
-              <w:rPr>
-                <w:rFonts w:eastAsia="Calibri" w:cs="Times New Roman"/>
-                <w:sz w:val="24"/>
-                <w:szCs w:val="24"/>
-              </w:rPr>
-              <w:t xml:space="preserve"> недел</w:t>
+              <w:t>7-9 недел</w:t>
             </w:r>
             <w:r>
               <w:rPr>
@@ -10524,23 +10443,13 @@
                 <w:szCs w:val="24"/>
               </w:rPr>
             </w:pPr>
-            <w:proofErr w:type="gramStart"/>
             <w:r>
               <w:rPr>
                 <w:rFonts w:eastAsia="Calibri" w:cs="Times New Roman"/>
                 <w:sz w:val="24"/>
                 <w:szCs w:val="24"/>
               </w:rPr>
-              <w:t>7-9</w:t>
-            </w:r>
-            <w:proofErr w:type="gramEnd"/>
-            <w:r>
-              <w:rPr>
-                <w:rFonts w:eastAsia="Calibri" w:cs="Times New Roman"/>
-                <w:sz w:val="24"/>
-                <w:szCs w:val="24"/>
-              </w:rPr>
-              <w:t xml:space="preserve"> недел</w:t>
+              <w:t>7-9 недел</w:t>
             </w:r>
             <w:r>
               <w:rPr>
@@ -10708,23 +10617,13 @@
                 <w:szCs w:val="24"/>
               </w:rPr>
             </w:pPr>
-            <w:proofErr w:type="gramStart"/>
             <w:r>
               <w:rPr>
                 <w:rFonts w:eastAsia="Calibri" w:cs="Times New Roman"/>
                 <w:sz w:val="24"/>
                 <w:szCs w:val="24"/>
               </w:rPr>
-              <w:t>11-12</w:t>
-            </w:r>
-            <w:proofErr w:type="gramEnd"/>
-            <w:r>
-              <w:rPr>
-                <w:rFonts w:eastAsia="Calibri" w:cs="Times New Roman"/>
-                <w:sz w:val="24"/>
-                <w:szCs w:val="24"/>
-              </w:rPr>
-              <w:t xml:space="preserve"> недели</w:t>
+              <w:t>11-12 недели</w:t>
             </w:r>
           </w:p>
         </w:tc>
@@ -10801,7 +10700,6 @@
                 <w:szCs w:val="24"/>
               </w:rPr>
             </w:pPr>
-            <w:proofErr w:type="gramStart"/>
             <w:r>
               <w:rPr>
                 <w:rFonts w:eastAsia="Calibri" w:cs="Times New Roman"/>
@@ -10818,7 +10716,6 @@
               </w:rPr>
               <w:t>3</w:t>
             </w:r>
-            <w:proofErr w:type="gramEnd"/>
             <w:r>
               <w:rPr>
                 <w:rFonts w:eastAsia="Calibri" w:cs="Times New Roman"/>
@@ -11002,7 +10899,7 @@
         <w:ind w:firstLine="0"/>
       </w:pPr>
     </w:p>
-    <w:bookmarkEnd w:id="13"/>
+    <w:bookmarkEnd w:id="14"/>
     <w:p>
       <w:pPr>
         <w:rPr>
@@ -11017,30 +10914,18 @@
       <w:pPr>
         <w:pStyle w:val="10"/>
       </w:pPr>
-      <w:bookmarkStart w:id="51" w:name="_Toc197815799"/>
-      <w:bookmarkStart w:id="52" w:name="_Toc224296903"/>
-      <w:bookmarkStart w:id="53" w:name="_Toc224560321"/>
+      <w:bookmarkStart w:id="51" w:name="_Toc224560321"/>
+      <w:bookmarkStart w:id="52" w:name="_Toc197815799"/>
+      <w:bookmarkStart w:id="53" w:name="_Toc224296903"/>
       <w:r>
         <w:lastRenderedPageBreak/>
         <w:t>Вывод</w:t>
       </w:r>
-      <w:bookmarkEnd w:id="53"/>
-    </w:p>
-    <w:p>
-      <w:r>
-        <w:t xml:space="preserve">В ходе выполнения проектной практической работы были исследованы </w:t>
-      </w:r>
-      <w:r>
-        <w:t>нау</w:t>
-      </w:r>
-      <w:r>
-        <w:t>ч</w:t>
-      </w:r>
-      <w:r>
-        <w:t>ная литература на тему</w:t>
-      </w:r>
-      <w:r>
-        <w:t xml:space="preserve">, существующие аналоги приложения визуализации кучи, устройство кучи </w:t>
+      <w:bookmarkEnd w:id="51"/>
+    </w:p>
+    <w:p>
+      <w:r>
+        <w:t xml:space="preserve">В ходе выполнения проектной практической работы были исследованы научная литература на тему, существующие аналоги приложения визуализации кучи, устройство кучи </w:t>
       </w:r>
       <w:r>
         <w:rPr>
@@ -11103,8 +10988,8 @@
         <w:lastRenderedPageBreak/>
         <w:t>СПИСОК ИНФОРМАЦИОННЫХ ИСТОЧНИКОВ</w:t>
       </w:r>
-      <w:bookmarkEnd w:id="51"/>
       <w:bookmarkEnd w:id="52"/>
+      <w:bookmarkEnd w:id="53"/>
       <w:bookmarkEnd w:id="54"/>
     </w:p>
     <w:p>
@@ -11618,21 +11503,7 @@
         <w:rPr>
           <w:lang w:val="en-US" w:eastAsia="ru-RU"/>
         </w:rPr>
-        <w:t xml:space="preserve">The pain of heap dump analysis: Why your team spends days, not minutes, on </w:t>
-      </w:r>
-      <w:proofErr w:type="spellStart"/>
-      <w:r>
-        <w:rPr>
-          <w:lang w:val="en-US" w:eastAsia="ru-RU"/>
-        </w:rPr>
-        <w:t>OutOfMemoryError</w:t>
-      </w:r>
-      <w:proofErr w:type="spellEnd"/>
-      <w:r>
-        <w:rPr>
-          <w:lang w:val="en-US" w:eastAsia="ru-RU"/>
-        </w:rPr>
-        <w:t xml:space="preserve"> </w:t>
+        <w:t xml:space="preserve">The pain of heap dump analysis: Why your team spends days, not minutes, on OutOfMemoryError </w:t>
       </w:r>
       <w:r>
         <w:rPr>
@@ -11832,7 +11703,6 @@
           </w:rPr>
           <w:t>://</w:t>
         </w:r>
-        <w:proofErr w:type="spellStart"/>
         <w:r>
           <w:rPr>
             <w:rStyle w:val="a7"/>
@@ -11840,7 +11710,6 @@
           </w:rPr>
           <w:t>heaphero</w:t>
         </w:r>
-        <w:proofErr w:type="spellEnd"/>
         <w:r>
           <w:rPr>
             <w:rStyle w:val="a7"/>
@@ -12016,7 +11885,6 @@
           </w:rPr>
           <w:t>://</w:t>
         </w:r>
-        <w:proofErr w:type="spellStart"/>
         <w:r>
           <w:rPr>
             <w:rStyle w:val="a7"/>
@@ -12024,7 +11892,6 @@
           </w:rPr>
           <w:t>visualvm</w:t>
         </w:r>
-        <w:proofErr w:type="spellEnd"/>
         <w:r>
           <w:rPr>
             <w:rStyle w:val="a7"/>
@@ -12032,7 +11899,6 @@
           </w:rPr>
           <w:t>.</w:t>
         </w:r>
-        <w:proofErr w:type="spellStart"/>
         <w:r>
           <w:rPr>
             <w:rStyle w:val="a7"/>
@@ -12040,7 +11906,6 @@
           </w:rPr>
           <w:t>github</w:t>
         </w:r>
-        <w:proofErr w:type="spellEnd"/>
         <w:r>
           <w:rPr>
             <w:rStyle w:val="a7"/>
@@ -12244,7 +12109,6 @@
           </w:rPr>
           <w:t>/</w:t>
         </w:r>
-        <w:proofErr w:type="spellStart"/>
         <w:r>
           <w:rPr>
             <w:rStyle w:val="a7"/>
@@ -12252,7 +12116,6 @@
           </w:rPr>
           <w:t>gummycat</w:t>
         </w:r>
-        <w:proofErr w:type="spellEnd"/>
         <w:r>
           <w:rPr>
             <w:rStyle w:val="a7"/>
@@ -12333,7 +12196,6 @@
           <w:lang w:eastAsia="ru-RU"/>
         </w:rPr>
       </w:pPr>
-      <w:proofErr w:type="spellStart"/>
       <w:r>
         <w:rPr>
           <w:lang w:val="en-US" w:eastAsia="ru-RU"/>
@@ -12346,7 +12208,6 @@
         </w:rPr>
         <w:t>rkcompiler</w:t>
       </w:r>
-      <w:proofErr w:type="spellEnd"/>
       <w:r>
         <w:rPr>
           <w:lang w:eastAsia="ru-RU"/>
@@ -12434,7 +12295,6 @@
           </w:rPr>
           <w:t>://</w:t>
         </w:r>
-        <w:proofErr w:type="spellStart"/>
         <w:r>
           <w:rPr>
             <w:rStyle w:val="a7"/>
@@ -12442,7 +12302,6 @@
           </w:rPr>
           <w:t>gitcode</w:t>
         </w:r>
-        <w:proofErr w:type="spellEnd"/>
         <w:r>
           <w:rPr>
             <w:rStyle w:val="a7"/>
@@ -12464,7 +12323,6 @@
           </w:rPr>
           <w:t>/</w:t>
         </w:r>
-        <w:proofErr w:type="spellStart"/>
         <w:r>
           <w:rPr>
             <w:rStyle w:val="a7"/>
@@ -12472,7 +12330,6 @@
           </w:rPr>
           <w:t>openharmony</w:t>
         </w:r>
-        <w:proofErr w:type="spellEnd"/>
         <w:r>
           <w:rPr>
             <w:rStyle w:val="a7"/>
@@ -12480,7 +12337,6 @@
           </w:rPr>
           <w:t>/</w:t>
         </w:r>
-        <w:proofErr w:type="spellStart"/>
         <w:r>
           <w:rPr>
             <w:rStyle w:val="a7"/>
@@ -12488,7 +12344,6 @@
           </w:rPr>
           <w:t>arkcompiler</w:t>
         </w:r>
-        <w:proofErr w:type="spellEnd"/>
         <w:r>
           <w:rPr>
             <w:rStyle w:val="a7"/>
@@ -12710,7 +12565,6 @@
           </w:rPr>
           <w:t>.</w:t>
         </w:r>
-        <w:proofErr w:type="spellStart"/>
         <w:r>
           <w:rPr>
             <w:rStyle w:val="a7"/>
@@ -12718,7 +12572,6 @@
           </w:rPr>
           <w:t>acm</w:t>
         </w:r>
-        <w:proofErr w:type="spellEnd"/>
         <w:r>
           <w:rPr>
             <w:rStyle w:val="a7"/>
@@ -12740,7 +12593,6 @@
           </w:rPr>
           <w:t>/</w:t>
         </w:r>
-        <w:proofErr w:type="spellStart"/>
         <w:r>
           <w:rPr>
             <w:rStyle w:val="a7"/>
@@ -12748,7 +12600,6 @@
           </w:rPr>
           <w:t>doi</w:t>
         </w:r>
-        <w:proofErr w:type="spellEnd"/>
         <w:r>
           <w:rPr>
             <w:rStyle w:val="a7"/>
@@ -13015,14 +12866,12 @@
         </w:rPr>
         <w:t xml:space="preserve"> </w:t>
       </w:r>
-      <w:proofErr w:type="spellStart"/>
       <w:r>
         <w:rPr>
           <w:lang w:val="en-US" w:eastAsia="ru-RU"/>
         </w:rPr>
         <w:t>ImGui</w:t>
       </w:r>
-      <w:proofErr w:type="spellEnd"/>
       <w:r>
         <w:rPr>
           <w:lang w:eastAsia="ru-RU"/>

--- a/Чикунов ДС вкр проектная практика.docx
+++ b/Чикунов ДС вкр проектная практика.docx
@@ -2731,24 +2731,6 @@
               </w:rPr>
               <w:t>ArkTS</w:t>
             </w:r>
-            <w:r>
-              <w:t xml:space="preserve"> </w:t>
-            </w:r>
-            <w:r>
-              <w:t>–</w:t>
-            </w:r>
-            <w:r>
-              <w:t xml:space="preserve"> </w:t>
-            </w:r>
-            <w:r>
-              <w:t xml:space="preserve">языка, подобного </w:t>
-            </w:r>
-            <w:r>
-              <w:rPr>
-                <w:lang w:val="en-US"/>
-              </w:rPr>
-              <w:t>typescript</w:t>
-            </w:r>
           </w:p>
         </w:tc>
       </w:tr>
@@ -4917,7 +4899,7 @@
       </w:pPr>
       <w:r>
         <w:drawing>
-          <wp:inline distT="0" distB="0" distL="0" distR="0" wp14:anchorId="3CF61D20" wp14:editId="48D1060C">
+          <wp:inline distT="0" distB="0" distL="0" distR="0" wp14:anchorId="3CF61D20" wp14:editId="592E0B6F">
             <wp:extent cx="6120765" cy="1995805"/>
             <wp:effectExtent l="0" t="0" r="0" b="4445"/>
             <wp:docPr id="58331173" name="Рисунок 2"/>
@@ -5084,7 +5066,7 @@
       </w:pPr>
       <w:r>
         <w:drawing>
-          <wp:inline distT="0" distB="0" distL="0" distR="0" wp14:anchorId="7CEEDAC7" wp14:editId="6F667630">
+          <wp:inline distT="0" distB="0" distL="0" distR="0" wp14:anchorId="7CEEDAC7" wp14:editId="52F341BF">
             <wp:extent cx="6120765" cy="3141345"/>
             <wp:effectExtent l="0" t="0" r="0" b="1905"/>
             <wp:docPr id="339895790" name="Рисунок 3"/>
@@ -9558,7 +9540,7 @@
           <w:lang w:val="en-US"/>
         </w:rPr>
         <w:drawing>
-          <wp:inline distT="0" distB="0" distL="0" distR="0" wp14:anchorId="501BC277" wp14:editId="6F8F8176">
+          <wp:inline distT="0" distB="0" distL="0" distR="0" wp14:anchorId="501BC277" wp14:editId="2360C85C">
             <wp:extent cx="6116955" cy="3540125"/>
             <wp:effectExtent l="0" t="0" r="0" b="3175"/>
             <wp:docPr id="372865254" name="Рисунок 14"/>
